--- a/minise-docs/新型高端智库系统/04-产出物/01需求规格说明书V1.0-实施版.docx
+++ b/minise-docs/新型高端智库系统/04-产出物/01需求规格说明书V1.0-实施版.docx
@@ -2322,50 +2322,6 @@
         <w:t>三、需求概述</w:t>
         <w:tab/>
         <w:t>2</w:t>
-      </w:r>
-    </w:p>
-    <w:p>
-      <w:pPr>
-        <w:pStyle w:val="24"/>
-        <w:tabs>
-          <w:tab w:val="right" w:leader="dot" w:pos="9010"/>
-        </w:tabs>
-        <w:rPr>
-          <w:rFonts w:ascii="黑体" w:hAnsi="黑体" w:eastAsia="黑体" w:cstheme="minorBidi"/>
-          <w:b w:val="0"/>
-          <w:bCs w:val="0"/>
-          <w:caps w:val="0"/>
-          <w:kern w:val="2"/>
-          <w:sz w:val="21"/>
-          <w:szCs w:val="22"/>
-        </w:rPr>
-      </w:pPr>
-      <w:r>
-        <w:t>（三）业务模块一：研究需求分析</w:t>
-        <w:tab/>
-        <w:t>2</w:t>
-      </w:r>
-    </w:p>
-    <w:p>
-      <w:pPr>
-        <w:pStyle w:val="24"/>
-        <w:tabs>
-          <w:tab w:val="right" w:leader="dot" w:pos="9010"/>
-        </w:tabs>
-        <w:rPr>
-          <w:rFonts w:ascii="黑体" w:hAnsi="黑体" w:eastAsia="黑体" w:cstheme="minorBidi"/>
-          <w:b w:val="0"/>
-          <w:bCs w:val="0"/>
-          <w:caps w:val="0"/>
-          <w:kern w:val="2"/>
-          <w:sz w:val="21"/>
-          <w:szCs w:val="22"/>
-        </w:rPr>
-      </w:pPr>
-      <w:r>
-        <w:t>（四）业务模块二：技术趋势与技术体系分析</w:t>
-        <w:tab/>
-        <w:t>4</w:t>
       </w:r>
     </w:p>
     <w:p>
@@ -12581,6 +12537,3525 @@
         </w:tc>
       </w:tr>
     </w:tbl>
+    <w:p>
+      <w:r>
+        <w:rPr>
+          <w:b w:val="0"/>
+          <w:sz w:val="21"/>
+        </w:rPr>
+      </w:r>
+    </w:p>
+    <w:p>
+      <w:r>
+        <w:rPr>
+          <w:b w:val="0"/>
+          <w:sz w:val="21"/>
+        </w:rPr>
+        <w:t>用户角色与画像描述用户角色极其对应的使用场景、用户需求、用户痛点等信息。</w:t>
+      </w:r>
+    </w:p>
+    <w:p>
+      <w:r>
+        <w:rPr>
+          <w:b/>
+          <w:sz w:val="24"/>
+        </w:rPr>
+        <w:t>用户角色定义</w:t>
+      </w:r>
+    </w:p>
+    <w:tbl>
+      <w:tblPr>
+        <w:tblStyle w:val="35"/>
+        <w:tblW w:type="auto" w:w="0"/>
+        <w:tblLook w:firstColumn="1" w:firstRow="1" w:lastColumn="0" w:lastRow="0" w:noHBand="0" w:noVBand="1" w:val="04A0"/>
+      </w:tblPr>
+      <w:tblGrid>
+        <w:gridCol w:w="1105"/>
+        <w:gridCol w:w="1105"/>
+        <w:gridCol w:w="1105"/>
+        <w:gridCol w:w="1105"/>
+        <w:gridCol w:w="1105"/>
+        <w:gridCol w:w="1105"/>
+        <w:gridCol w:w="1105"/>
+        <w:gridCol w:w="1105"/>
+      </w:tblGrid>
+      <w:tr>
+        <w:tc>
+          <w:tcPr>
+            <w:tcW w:type="dxa" w:w="1105"/>
+          </w:tcPr>
+          <w:p>
+            <w:r>
+              <w:rPr>
+                <w:b/>
+                <w:sz w:val="18"/>
+              </w:rPr>
+              <w:t>序号</w:t>
+            </w:r>
+          </w:p>
+        </w:tc>
+        <w:tc>
+          <w:tcPr>
+            <w:tcW w:type="dxa" w:w="1105"/>
+          </w:tcPr>
+          <w:p>
+            <w:r>
+              <w:rPr>
+                <w:b/>
+                <w:sz w:val="18"/>
+              </w:rPr>
+              <w:t>用户角色</w:t>
+            </w:r>
+          </w:p>
+        </w:tc>
+        <w:tc>
+          <w:tcPr>
+            <w:tcW w:type="dxa" w:w="1105"/>
+          </w:tcPr>
+          <w:p>
+            <w:r>
+              <w:rPr>
+                <w:b/>
+                <w:sz w:val="18"/>
+              </w:rPr>
+              <w:t>单位类型</w:t>
+            </w:r>
+          </w:p>
+        </w:tc>
+        <w:tc>
+          <w:tcPr>
+            <w:tcW w:type="dxa" w:w="1105"/>
+          </w:tcPr>
+          <w:p>
+            <w:r>
+              <w:rPr>
+                <w:b/>
+                <w:sz w:val="18"/>
+              </w:rPr>
+              <w:t>业务特点</w:t>
+            </w:r>
+          </w:p>
+        </w:tc>
+        <w:tc>
+          <w:tcPr>
+            <w:tcW w:type="dxa" w:w="1105"/>
+          </w:tcPr>
+          <w:p>
+            <w:r>
+              <w:rPr>
+                <w:b/>
+                <w:sz w:val="18"/>
+              </w:rPr>
+              <w:t>使用场景</w:t>
+            </w:r>
+          </w:p>
+        </w:tc>
+        <w:tc>
+          <w:tcPr>
+            <w:tcW w:type="dxa" w:w="1105"/>
+          </w:tcPr>
+          <w:p>
+            <w:r>
+              <w:rPr>
+                <w:b/>
+                <w:sz w:val="18"/>
+              </w:rPr>
+              <w:t>核心需求</w:t>
+            </w:r>
+          </w:p>
+        </w:tc>
+        <w:tc>
+          <w:tcPr>
+            <w:tcW w:type="dxa" w:w="1105"/>
+          </w:tcPr>
+          <w:p>
+            <w:r>
+              <w:rPr>
+                <w:b/>
+                <w:sz w:val="18"/>
+              </w:rPr>
+              <w:t>痛点</w:t>
+            </w:r>
+          </w:p>
+        </w:tc>
+        <w:tc>
+          <w:tcPr>
+            <w:tcW w:type="dxa" w:w="1105"/>
+          </w:tcPr>
+          <w:p>
+            <w:r>
+              <w:rPr>
+                <w:b/>
+                <w:sz w:val="18"/>
+              </w:rPr>
+              <w:t>使用频率</w:t>
+            </w:r>
+          </w:p>
+        </w:tc>
+      </w:tr>
+      <w:tr>
+        <w:tc>
+          <w:tcPr>
+            <w:tcW w:type="dxa" w:w="1105"/>
+          </w:tcPr>
+          <w:p>
+            <w:r>
+              <w:rPr>
+                <w:sz w:val="18"/>
+              </w:rPr>
+              <w:t>1</w:t>
+            </w:r>
+          </w:p>
+        </w:tc>
+        <w:tc>
+          <w:tcPr>
+            <w:tcW w:type="dxa" w:w="1105"/>
+          </w:tcPr>
+          <w:p>
+            <w:r>
+              <w:rPr>
+                <w:sz w:val="18"/>
+              </w:rPr>
+              <w:t>政府用户-决策层</w:t>
+            </w:r>
+          </w:p>
+        </w:tc>
+        <w:tc>
+          <w:tcPr>
+            <w:tcW w:type="dxa" w:w="1105"/>
+          </w:tcPr>
+          <w:p>
+            <w:r>
+              <w:rPr>
+                <w:sz w:val="18"/>
+              </w:rPr>
+              <w:t>政府科技部门</w:t>
+            </w:r>
+          </w:p>
+        </w:tc>
+        <w:tc>
+          <w:tcPr>
+            <w:tcW w:type="dxa" w:w="1105"/>
+          </w:tcPr>
+          <w:p>
+            <w:r>
+              <w:rPr>
+                <w:sz w:val="18"/>
+              </w:rPr>
+              <w:t>宏观战略研判、政策支撑</w:t>
+            </w:r>
+          </w:p>
+        </w:tc>
+        <w:tc>
+          <w:tcPr>
+            <w:tcW w:type="dxa" w:w="1105"/>
+          </w:tcPr>
+          <w:p>
+            <w:r>
+              <w:rPr>
+                <w:sz w:val="18"/>
+              </w:rPr>
+              <w:t>技术布局决策、重大专项评审</w:t>
+            </w:r>
+          </w:p>
+        </w:tc>
+        <w:tc>
+          <w:tcPr>
+            <w:tcW w:type="dxa" w:w="1105"/>
+          </w:tcPr>
+          <w:p>
+            <w:r>
+              <w:rPr>
+                <w:sz w:val="18"/>
+              </w:rPr>
+              <w:t>高可信趋势研判、预警推送、报告生成</w:t>
+            </w:r>
+          </w:p>
+        </w:tc>
+        <w:tc>
+          <w:tcPr>
+            <w:tcW w:type="dxa" w:w="1105"/>
+          </w:tcPr>
+          <w:p>
+            <w:r>
+              <w:rPr>
+                <w:sz w:val="18"/>
+              </w:rPr>
+              <w:t>数据分散、缺乏归一化分析</w:t>
+            </w:r>
+          </w:p>
+        </w:tc>
+        <w:tc>
+          <w:tcPr>
+            <w:tcW w:type="dxa" w:w="1105"/>
+          </w:tcPr>
+          <w:p>
+            <w:r>
+              <w:rPr>
+                <w:sz w:val="18"/>
+              </w:rPr>
+              <w:t>低频但高优先级</w:t>
+            </w:r>
+          </w:p>
+        </w:tc>
+      </w:tr>
+      <w:tr>
+        <w:tc>
+          <w:tcPr>
+            <w:tcW w:type="dxa" w:w="1105"/>
+          </w:tcPr>
+          <w:p>
+            <w:r>
+              <w:rPr>
+                <w:sz w:val="18"/>
+              </w:rPr>
+              <w:t>2</w:t>
+            </w:r>
+          </w:p>
+        </w:tc>
+        <w:tc>
+          <w:tcPr>
+            <w:tcW w:type="dxa" w:w="1105"/>
+          </w:tcPr>
+          <w:p>
+            <w:r>
+              <w:rPr>
+                <w:sz w:val="18"/>
+              </w:rPr>
+              <w:t>政府用户-执行层</w:t>
+            </w:r>
+          </w:p>
+        </w:tc>
+        <w:tc>
+          <w:tcPr>
+            <w:tcW w:type="dxa" w:w="1105"/>
+          </w:tcPr>
+          <w:p>
+            <w:r>
+              <w:rPr>
+                <w:sz w:val="18"/>
+              </w:rPr>
+              <w:t>政府科技部门</w:t>
+            </w:r>
+          </w:p>
+        </w:tc>
+        <w:tc>
+          <w:tcPr>
+            <w:tcW w:type="dxa" w:w="1105"/>
+          </w:tcPr>
+          <w:p>
+            <w:r>
+              <w:rPr>
+                <w:sz w:val="18"/>
+              </w:rPr>
+              <w:t>政策研究、数据汇总</w:t>
+            </w:r>
+          </w:p>
+        </w:tc>
+        <w:tc>
+          <w:tcPr>
+            <w:tcW w:type="dxa" w:w="1105"/>
+          </w:tcPr>
+          <w:p>
+            <w:r>
+              <w:rPr>
+                <w:sz w:val="18"/>
+              </w:rPr>
+              <w:t>日常监测、专题报告撰写</w:t>
+            </w:r>
+          </w:p>
+        </w:tc>
+        <w:tc>
+          <w:tcPr>
+            <w:tcW w:type="dxa" w:w="1105"/>
+          </w:tcPr>
+          <w:p>
+            <w:r>
+              <w:rPr>
+                <w:sz w:val="18"/>
+              </w:rPr>
+              <w:t>多维分析、报告模板、一键导出</w:t>
+            </w:r>
+          </w:p>
+        </w:tc>
+        <w:tc>
+          <w:tcPr>
+            <w:tcW w:type="dxa" w:w="1105"/>
+          </w:tcPr>
+          <w:p>
+            <w:r>
+              <w:rPr>
+                <w:sz w:val="18"/>
+              </w:rPr>
+              <w:t>手工整理工作量大</w:t>
+            </w:r>
+          </w:p>
+        </w:tc>
+        <w:tc>
+          <w:tcPr>
+            <w:tcW w:type="dxa" w:w="1105"/>
+          </w:tcPr>
+          <w:p>
+            <w:r>
+              <w:rPr>
+                <w:sz w:val="18"/>
+              </w:rPr>
+              <w:t>高频</w:t>
+            </w:r>
+          </w:p>
+        </w:tc>
+      </w:tr>
+      <w:tr>
+        <w:tc>
+          <w:tcPr>
+            <w:tcW w:type="dxa" w:w="1105"/>
+          </w:tcPr>
+          <w:p>
+            <w:r>
+              <w:rPr>
+                <w:sz w:val="18"/>
+              </w:rPr>
+              <w:t>3</w:t>
+            </w:r>
+          </w:p>
+        </w:tc>
+        <w:tc>
+          <w:tcPr>
+            <w:tcW w:type="dxa" w:w="1105"/>
+          </w:tcPr>
+          <w:p>
+            <w:r>
+              <w:rPr>
+                <w:sz w:val="18"/>
+              </w:rPr>
+              <w:t>机构用户-战略研究员</w:t>
+            </w:r>
+          </w:p>
+        </w:tc>
+        <w:tc>
+          <w:tcPr>
+            <w:tcW w:type="dxa" w:w="1105"/>
+          </w:tcPr>
+          <w:p>
+            <w:r>
+              <w:rPr>
+                <w:sz w:val="18"/>
+              </w:rPr>
+              <w:t>科研机构/智库</w:t>
+            </w:r>
+          </w:p>
+        </w:tc>
+        <w:tc>
+          <w:tcPr>
+            <w:tcW w:type="dxa" w:w="1105"/>
+          </w:tcPr>
+          <w:p>
+            <w:r>
+              <w:rPr>
+                <w:sz w:val="18"/>
+              </w:rPr>
+              <w:t>竞争分析、技术布局</w:t>
+            </w:r>
+          </w:p>
+        </w:tc>
+        <w:tc>
+          <w:tcPr>
+            <w:tcW w:type="dxa" w:w="1105"/>
+          </w:tcPr>
+          <w:p>
+            <w:r>
+              <w:rPr>
+                <w:sz w:val="18"/>
+              </w:rPr>
+              <w:t>行业跟踪、对标研究</w:t>
+            </w:r>
+          </w:p>
+        </w:tc>
+        <w:tc>
+          <w:tcPr>
+            <w:tcW w:type="dxa" w:w="1105"/>
+          </w:tcPr>
+          <w:p>
+            <w:r>
+              <w:rPr>
+                <w:sz w:val="18"/>
+              </w:rPr>
+              <w:t>深度分析、图谱联动、专家协同</w:t>
+            </w:r>
+          </w:p>
+        </w:tc>
+        <w:tc>
+          <w:tcPr>
+            <w:tcW w:type="dxa" w:w="1105"/>
+          </w:tcPr>
+          <w:p>
+            <w:r>
+              <w:rPr>
+                <w:sz w:val="18"/>
+              </w:rPr>
+              <w:t>缺乏系统化分析工具</w:t>
+            </w:r>
+          </w:p>
+        </w:tc>
+        <w:tc>
+          <w:tcPr>
+            <w:tcW w:type="dxa" w:w="1105"/>
+          </w:tcPr>
+          <w:p>
+            <w:r>
+              <w:rPr>
+                <w:sz w:val="18"/>
+              </w:rPr>
+              <w:t>高频</w:t>
+            </w:r>
+          </w:p>
+        </w:tc>
+      </w:tr>
+      <w:tr>
+        <w:tc>
+          <w:tcPr>
+            <w:tcW w:type="dxa" w:w="1105"/>
+          </w:tcPr>
+          <w:p>
+            <w:r>
+              <w:rPr>
+                <w:sz w:val="18"/>
+              </w:rPr>
+              <w:t>4</w:t>
+            </w:r>
+          </w:p>
+        </w:tc>
+        <w:tc>
+          <w:tcPr>
+            <w:tcW w:type="dxa" w:w="1105"/>
+          </w:tcPr>
+          <w:p>
+            <w:r>
+              <w:rPr>
+                <w:sz w:val="18"/>
+              </w:rPr>
+              <w:t>机构用户-数据分析师</w:t>
+            </w:r>
+          </w:p>
+        </w:tc>
+        <w:tc>
+          <w:tcPr>
+            <w:tcW w:type="dxa" w:w="1105"/>
+          </w:tcPr>
+          <w:p>
+            <w:r>
+              <w:rPr>
+                <w:sz w:val="18"/>
+              </w:rPr>
+              <w:t>科研机构/企业</w:t>
+            </w:r>
+          </w:p>
+        </w:tc>
+        <w:tc>
+          <w:tcPr>
+            <w:tcW w:type="dxa" w:w="1105"/>
+          </w:tcPr>
+          <w:p>
+            <w:r>
+              <w:rPr>
+                <w:sz w:val="18"/>
+              </w:rPr>
+              <w:t>数据处理、指标计算</w:t>
+            </w:r>
+          </w:p>
+        </w:tc>
+        <w:tc>
+          <w:tcPr>
+            <w:tcW w:type="dxa" w:w="1105"/>
+          </w:tcPr>
+          <w:p>
+            <w:r>
+              <w:rPr>
+                <w:sz w:val="18"/>
+              </w:rPr>
+              <w:t>日常数据监测、指标维护</w:t>
+            </w:r>
+          </w:p>
+        </w:tc>
+        <w:tc>
+          <w:tcPr>
+            <w:tcW w:type="dxa" w:w="1105"/>
+          </w:tcPr>
+          <w:p>
+            <w:r>
+              <w:rPr>
+                <w:sz w:val="18"/>
+              </w:rPr>
+              <w:t>数据导入、清洗、可视化报表</w:t>
+            </w:r>
+          </w:p>
+        </w:tc>
+        <w:tc>
+          <w:tcPr>
+            <w:tcW w:type="dxa" w:w="1105"/>
+          </w:tcPr>
+          <w:p>
+            <w:r>
+              <w:rPr>
+                <w:sz w:val="18"/>
+              </w:rPr>
+              <w:t>手工操作多</w:t>
+            </w:r>
+          </w:p>
+        </w:tc>
+        <w:tc>
+          <w:tcPr>
+            <w:tcW w:type="dxa" w:w="1105"/>
+          </w:tcPr>
+          <w:p>
+            <w:r>
+              <w:rPr>
+                <w:sz w:val="18"/>
+              </w:rPr>
+              <w:t>高频</w:t>
+            </w:r>
+          </w:p>
+        </w:tc>
+      </w:tr>
+      <w:tr>
+        <w:tc>
+          <w:tcPr>
+            <w:tcW w:type="dxa" w:w="1105"/>
+          </w:tcPr>
+          <w:p>
+            <w:r>
+              <w:rPr>
+                <w:sz w:val="18"/>
+              </w:rPr>
+              <w:t>5</w:t>
+            </w:r>
+          </w:p>
+        </w:tc>
+        <w:tc>
+          <w:tcPr>
+            <w:tcW w:type="dxa" w:w="1105"/>
+          </w:tcPr>
+          <w:p>
+            <w:r>
+              <w:rPr>
+                <w:sz w:val="18"/>
+              </w:rPr>
+              <w:t>企业用户-创新负责人</w:t>
+            </w:r>
+          </w:p>
+        </w:tc>
+        <w:tc>
+          <w:tcPr>
+            <w:tcW w:type="dxa" w:w="1105"/>
+          </w:tcPr>
+          <w:p>
+            <w:r>
+              <w:rPr>
+                <w:sz w:val="18"/>
+              </w:rPr>
+              <w:t>创新企业</w:t>
+            </w:r>
+          </w:p>
+        </w:tc>
+        <w:tc>
+          <w:tcPr>
+            <w:tcW w:type="dxa" w:w="1105"/>
+          </w:tcPr>
+          <w:p>
+            <w:r>
+              <w:rPr>
+                <w:sz w:val="18"/>
+              </w:rPr>
+              <w:t>技术布局、投资决策</w:t>
+            </w:r>
+          </w:p>
+        </w:tc>
+        <w:tc>
+          <w:tcPr>
+            <w:tcW w:type="dxa" w:w="1105"/>
+          </w:tcPr>
+          <w:p>
+            <w:r>
+              <w:rPr>
+                <w:sz w:val="18"/>
+              </w:rPr>
+              <w:t>项目跟踪、竞品分析</w:t>
+            </w:r>
+          </w:p>
+        </w:tc>
+        <w:tc>
+          <w:tcPr>
+            <w:tcW w:type="dxa" w:w="1105"/>
+          </w:tcPr>
+          <w:p>
+            <w:r>
+              <w:rPr>
+                <w:sz w:val="18"/>
+              </w:rPr>
+              <w:t>对标研究、技术路线图、投资建议</w:t>
+            </w:r>
+          </w:p>
+        </w:tc>
+        <w:tc>
+          <w:tcPr>
+            <w:tcW w:type="dxa" w:w="1105"/>
+          </w:tcPr>
+          <w:p>
+            <w:r>
+              <w:rPr>
+                <w:sz w:val="18"/>
+              </w:rPr>
+              <w:t>缺乏专业数据源</w:t>
+            </w:r>
+          </w:p>
+        </w:tc>
+        <w:tc>
+          <w:tcPr>
+            <w:tcW w:type="dxa" w:w="1105"/>
+          </w:tcPr>
+          <w:p>
+            <w:r>
+              <w:rPr>
+                <w:sz w:val="18"/>
+              </w:rPr>
+              <w:t>中高频</w:t>
+            </w:r>
+          </w:p>
+        </w:tc>
+      </w:tr>
+      <w:tr>
+        <w:tc>
+          <w:tcPr>
+            <w:tcW w:type="dxa" w:w="1105"/>
+          </w:tcPr>
+          <w:p>
+            <w:r>
+              <w:rPr>
+                <w:sz w:val="18"/>
+              </w:rPr>
+              <w:t>6</w:t>
+            </w:r>
+          </w:p>
+        </w:tc>
+        <w:tc>
+          <w:tcPr>
+            <w:tcW w:type="dxa" w:w="1105"/>
+          </w:tcPr>
+          <w:p>
+            <w:r>
+              <w:rPr>
+                <w:sz w:val="18"/>
+              </w:rPr>
+              <w:t>专家用户</w:t>
+            </w:r>
+          </w:p>
+        </w:tc>
+        <w:tc>
+          <w:tcPr>
+            <w:tcW w:type="dxa" w:w="1105"/>
+          </w:tcPr>
+          <w:p>
+            <w:r>
+              <w:rPr>
+                <w:sz w:val="18"/>
+              </w:rPr>
+              <w:t>高校/科研院所</w:t>
+            </w:r>
+          </w:p>
+        </w:tc>
+        <w:tc>
+          <w:tcPr>
+            <w:tcW w:type="dxa" w:w="1105"/>
+          </w:tcPr>
+          <w:p>
+            <w:r>
+              <w:rPr>
+                <w:sz w:val="18"/>
+              </w:rPr>
+              <w:t>学术研究、专题跟踪</w:t>
+            </w:r>
+          </w:p>
+        </w:tc>
+        <w:tc>
+          <w:tcPr>
+            <w:tcW w:type="dxa" w:w="1105"/>
+          </w:tcPr>
+          <w:p>
+            <w:r>
+              <w:rPr>
+                <w:sz w:val="18"/>
+              </w:rPr>
+              <w:t>课题研究、论文撰写</w:t>
+            </w:r>
+          </w:p>
+        </w:tc>
+        <w:tc>
+          <w:tcPr>
+            <w:tcW w:type="dxa" w:w="1105"/>
+          </w:tcPr>
+          <w:p>
+            <w:r>
+              <w:rPr>
+                <w:sz w:val="18"/>
+              </w:rPr>
+              <w:t>检索、下载、引用管理</w:t>
+            </w:r>
+          </w:p>
+        </w:tc>
+        <w:tc>
+          <w:tcPr>
+            <w:tcW w:type="dxa" w:w="1105"/>
+          </w:tcPr>
+          <w:p>
+            <w:r>
+              <w:rPr>
+                <w:sz w:val="18"/>
+              </w:rPr>
+              <w:t>缺乏归一化分析</w:t>
+            </w:r>
+          </w:p>
+        </w:tc>
+        <w:tc>
+          <w:tcPr>
+            <w:tcW w:type="dxa" w:w="1105"/>
+          </w:tcPr>
+          <w:p>
+            <w:r>
+              <w:rPr>
+                <w:sz w:val="18"/>
+              </w:rPr>
+              <w:t>中高频</w:t>
+            </w:r>
+          </w:p>
+        </w:tc>
+      </w:tr>
+      <w:tr>
+        <w:tc>
+          <w:tcPr>
+            <w:tcW w:type="dxa" w:w="1105"/>
+          </w:tcPr>
+          <w:p>
+            <w:r>
+              <w:rPr>
+                <w:sz w:val="18"/>
+              </w:rPr>
+              <w:t>7</w:t>
+            </w:r>
+          </w:p>
+        </w:tc>
+        <w:tc>
+          <w:tcPr>
+            <w:tcW w:type="dxa" w:w="1105"/>
+          </w:tcPr>
+          <w:p>
+            <w:r>
+              <w:rPr>
+                <w:sz w:val="18"/>
+              </w:rPr>
+              <w:t>系统管理员</w:t>
+            </w:r>
+          </w:p>
+        </w:tc>
+        <w:tc>
+          <w:tcPr>
+            <w:tcW w:type="dxa" w:w="1105"/>
+          </w:tcPr>
+          <w:p>
+            <w:r>
+              <w:rPr>
+                <w:sz w:val="18"/>
+              </w:rPr>
+              <w:t>运维部门</w:t>
+            </w:r>
+          </w:p>
+        </w:tc>
+        <w:tc>
+          <w:tcPr>
+            <w:tcW w:type="dxa" w:w="1105"/>
+          </w:tcPr>
+          <w:p>
+            <w:r>
+              <w:rPr>
+                <w:sz w:val="18"/>
+              </w:rPr>
+              <w:t>系统运维、权限管理</w:t>
+            </w:r>
+          </w:p>
+        </w:tc>
+        <w:tc>
+          <w:tcPr>
+            <w:tcW w:type="dxa" w:w="1105"/>
+          </w:tcPr>
+          <w:p>
+            <w:r>
+              <w:rPr>
+                <w:sz w:val="18"/>
+              </w:rPr>
+              <w:t>用户管理、日志审计</w:t>
+            </w:r>
+          </w:p>
+        </w:tc>
+        <w:tc>
+          <w:tcPr>
+            <w:tcW w:type="dxa" w:w="1105"/>
+          </w:tcPr>
+          <w:p>
+            <w:r>
+              <w:rPr>
+                <w:sz w:val="18"/>
+              </w:rPr>
+              <w:t>用户CRUD、权限配置、日志查询</w:t>
+            </w:r>
+          </w:p>
+        </w:tc>
+        <w:tc>
+          <w:tcPr>
+            <w:tcW w:type="dxa" w:w="1105"/>
+          </w:tcPr>
+          <w:p>
+            <w:r>
+              <w:rPr>
+                <w:sz w:val="18"/>
+              </w:rPr>
+              <w:t>缺乏可视化运维界面</w:t>
+            </w:r>
+          </w:p>
+        </w:tc>
+        <w:tc>
+          <w:tcPr>
+            <w:tcW w:type="dxa" w:w="1105"/>
+          </w:tcPr>
+          <w:p>
+            <w:r>
+              <w:rPr>
+                <w:sz w:val="18"/>
+              </w:rPr>
+              <w:t>低频</w:t>
+            </w:r>
+          </w:p>
+        </w:tc>
+      </w:tr>
+    </w:tbl>
+    <w:p>
+      <w:r>
+        <w:rPr>
+          <w:b w:val="0"/>
+          <w:sz w:val="21"/>
+        </w:rPr>
+      </w:r>
+    </w:p>
+    <w:p>
+      <w:r>
+        <w:rPr>
+          <w:b/>
+          <w:sz w:val="24"/>
+        </w:rPr>
+        <w:t>业务流程图</w:t>
+      </w:r>
+    </w:p>
+    <w:p>
+      <w:r>
+        <w:rPr>
+          <w:b w:val="0"/>
+          <w:sz w:val="21"/>
+        </w:rPr>
+        <w:t>使用流程图或模块图展示系统架构功能清单（按模块划分）</w:t>
+      </w:r>
+    </w:p>
+    <w:p>
+      <w:r>
+        <w:rPr>
+          <w:b w:val="0"/>
+          <w:sz w:val="21"/>
+        </w:rPr>
+      </w:r>
+    </w:p>
+    <w:p>
+      <w:r>
+        <w:rPr>
+          <w:b/>
+          <w:sz w:val="24"/>
+        </w:rPr>
+        <w:t>功能清单（按模块划分）</w:t>
+      </w:r>
+    </w:p>
+    <w:tbl>
+      <w:tblPr>
+        <w:tblStyle w:val="35"/>
+        <w:tblW w:type="auto" w:w="0"/>
+        <w:tblLook w:firstColumn="1" w:firstRow="1" w:lastColumn="0" w:lastRow="0" w:noHBand="0" w:noVBand="1" w:val="04A0"/>
+      </w:tblPr>
+      <w:tblGrid>
+        <w:gridCol w:w="1768"/>
+        <w:gridCol w:w="1768"/>
+        <w:gridCol w:w="1768"/>
+        <w:gridCol w:w="1768"/>
+        <w:gridCol w:w="1768"/>
+      </w:tblGrid>
+      <w:tr>
+        <w:tc>
+          <w:tcPr>
+            <w:tcW w:type="dxa" w:w="1768"/>
+          </w:tcPr>
+          <w:p>
+            <w:r>
+              <w:rPr>
+                <w:b/>
+                <w:sz w:val="18"/>
+              </w:rPr>
+              <w:t>序号</w:t>
+            </w:r>
+          </w:p>
+        </w:tc>
+        <w:tc>
+          <w:tcPr>
+            <w:tcW w:type="dxa" w:w="1768"/>
+          </w:tcPr>
+          <w:p>
+            <w:r>
+              <w:rPr>
+                <w:b/>
+                <w:sz w:val="18"/>
+              </w:rPr>
+              <w:t>所属模快</w:t>
+            </w:r>
+          </w:p>
+        </w:tc>
+        <w:tc>
+          <w:tcPr>
+            <w:tcW w:type="dxa" w:w="1768"/>
+          </w:tcPr>
+          <w:p>
+            <w:r>
+              <w:rPr>
+                <w:b/>
+                <w:sz w:val="18"/>
+              </w:rPr>
+              <w:t>功能点</w:t>
+            </w:r>
+          </w:p>
+        </w:tc>
+        <w:tc>
+          <w:tcPr>
+            <w:tcW w:type="dxa" w:w="1768"/>
+          </w:tcPr>
+          <w:p>
+            <w:r>
+              <w:rPr>
+                <w:b/>
+                <w:sz w:val="18"/>
+              </w:rPr>
+              <w:t>用户需求/痛点</w:t>
+            </w:r>
+          </w:p>
+        </w:tc>
+        <w:tc>
+          <w:tcPr>
+            <w:tcW w:type="dxa" w:w="1768"/>
+          </w:tcPr>
+          <w:p>
+            <w:r>
+              <w:rPr>
+                <w:b/>
+                <w:sz w:val="18"/>
+              </w:rPr>
+              <w:t>优先级</w:t>
+            </w:r>
+          </w:p>
+        </w:tc>
+      </w:tr>
+      <w:tr>
+        <w:tc>
+          <w:tcPr>
+            <w:tcW w:type="dxa" w:w="1768"/>
+          </w:tcPr>
+          <w:p>
+            <w:r>
+              <w:rPr>
+                <w:sz w:val="18"/>
+              </w:rPr>
+              <w:t>1</w:t>
+            </w:r>
+          </w:p>
+        </w:tc>
+        <w:tc>
+          <w:tcPr>
+            <w:tcW w:type="dxa" w:w="1768"/>
+          </w:tcPr>
+          <w:p>
+            <w:r>
+              <w:rPr>
+                <w:sz w:val="18"/>
+              </w:rPr>
+              <w:t>研究需求分析</w:t>
+            </w:r>
+          </w:p>
+        </w:tc>
+        <w:tc>
+          <w:tcPr>
+            <w:tcW w:type="dxa" w:w="1768"/>
+          </w:tcPr>
+          <w:p>
+            <w:r>
+              <w:rPr>
+                <w:sz w:val="18"/>
+              </w:rPr>
+              <w:t>科技实体清单</w:t>
+            </w:r>
+          </w:p>
+        </w:tc>
+        <w:tc>
+          <w:tcPr>
+            <w:tcW w:type="dxa" w:w="1768"/>
+          </w:tcPr>
+          <w:p>
+            <w:r>
+              <w:rPr>
+                <w:sz w:val="18"/>
+              </w:rPr>
+              <w:t>实体检索与画像分析支持搜索、筛选、导入、详情查看、相似推荐</w:t>
+            </w:r>
+          </w:p>
+        </w:tc>
+        <w:tc>
+          <w:tcPr>
+            <w:tcW w:type="dxa" w:w="1768"/>
+          </w:tcPr>
+          <w:p>
+            <w:r>
+              <w:rPr>
+                <w:sz w:val="18"/>
+              </w:rPr>
+              <w:t>P0</w:t>
+            </w:r>
+          </w:p>
+        </w:tc>
+      </w:tr>
+      <w:tr>
+        <w:tc>
+          <w:tcPr>
+            <w:tcW w:type="dxa" w:w="1768"/>
+          </w:tcPr>
+          <w:p>
+            <w:r>
+              <w:rPr>
+                <w:sz w:val="18"/>
+              </w:rPr>
+              <w:t>2</w:t>
+            </w:r>
+          </w:p>
+        </w:tc>
+        <w:tc>
+          <w:tcPr>
+            <w:tcW w:type="dxa" w:w="1768"/>
+          </w:tcPr>
+          <w:p>
+            <w:r>
+              <w:rPr>
+                <w:sz w:val="18"/>
+              </w:rPr>
+              <w:t>研究需求分析</w:t>
+            </w:r>
+          </w:p>
+        </w:tc>
+        <w:tc>
+          <w:tcPr>
+            <w:tcW w:type="dxa" w:w="1768"/>
+          </w:tcPr>
+          <w:p>
+            <w:r>
+              <w:rPr>
+                <w:sz w:val="18"/>
+              </w:rPr>
+              <w:t>颠覆性与前沿技术分析</w:t>
+            </w:r>
+          </w:p>
+        </w:tc>
+        <w:tc>
+          <w:tcPr>
+            <w:tcW w:type="dxa" w:w="1768"/>
+          </w:tcPr>
+          <w:p>
+            <w:r>
+              <w:rPr>
+                <w:sz w:val="18"/>
+              </w:rPr>
+              <w:t>技术识别与趋势分析支持前沿技术识别、清单展示、关联网络与趋势分析</w:t>
+            </w:r>
+          </w:p>
+        </w:tc>
+        <w:tc>
+          <w:tcPr>
+            <w:tcW w:type="dxa" w:w="1768"/>
+          </w:tcPr>
+          <w:p>
+            <w:r>
+              <w:rPr>
+                <w:sz w:val="18"/>
+              </w:rPr>
+              <w:t>P0</w:t>
+            </w:r>
+          </w:p>
+        </w:tc>
+      </w:tr>
+      <w:tr>
+        <w:tc>
+          <w:tcPr>
+            <w:tcW w:type="dxa" w:w="1768"/>
+          </w:tcPr>
+          <w:p>
+            <w:r>
+              <w:rPr>
+                <w:sz w:val="18"/>
+              </w:rPr>
+              <w:t>3</w:t>
+            </w:r>
+          </w:p>
+        </w:tc>
+        <w:tc>
+          <w:tcPr>
+            <w:tcW w:type="dxa" w:w="1768"/>
+          </w:tcPr>
+          <w:p>
+            <w:r>
+              <w:rPr>
+                <w:sz w:val="18"/>
+              </w:rPr>
+              <w:t>研究需求分析</w:t>
+            </w:r>
+          </w:p>
+        </w:tc>
+        <w:tc>
+          <w:tcPr>
+            <w:tcW w:type="dxa" w:w="1768"/>
+          </w:tcPr>
+          <w:p>
+            <w:r>
+              <w:rPr>
+                <w:sz w:val="18"/>
+              </w:rPr>
+              <w:t>媒体聚焦</w:t>
+            </w:r>
+          </w:p>
+        </w:tc>
+        <w:tc>
+          <w:tcPr>
+            <w:tcW w:type="dxa" w:w="1768"/>
+          </w:tcPr>
+          <w:p>
+            <w:r>
+              <w:rPr>
+                <w:sz w:val="18"/>
+              </w:rPr>
+              <w:t>舆情分析与动态预警支持热点追踪、情感分析、耦合分析、预警与报告生成</w:t>
+            </w:r>
+          </w:p>
+        </w:tc>
+        <w:tc>
+          <w:tcPr>
+            <w:tcW w:type="dxa" w:w="1768"/>
+          </w:tcPr>
+          <w:p>
+            <w:r>
+              <w:rPr>
+                <w:sz w:val="18"/>
+              </w:rPr>
+              <w:t>P1</w:t>
+            </w:r>
+          </w:p>
+        </w:tc>
+      </w:tr>
+      <w:tr>
+        <w:tc>
+          <w:tcPr>
+            <w:tcW w:type="dxa" w:w="1768"/>
+          </w:tcPr>
+          <w:p>
+            <w:r>
+              <w:rPr>
+                <w:sz w:val="18"/>
+              </w:rPr>
+              <w:t>4</w:t>
+            </w:r>
+          </w:p>
+        </w:tc>
+        <w:tc>
+          <w:tcPr>
+            <w:tcW w:type="dxa" w:w="1768"/>
+          </w:tcPr>
+          <w:p>
+            <w:r>
+              <w:rPr>
+                <w:sz w:val="18"/>
+              </w:rPr>
+              <w:t>技术趋势分析</w:t>
+            </w:r>
+          </w:p>
+        </w:tc>
+        <w:tc>
+          <w:tcPr>
+            <w:tcW w:type="dxa" w:w="1768"/>
+          </w:tcPr>
+          <w:p>
+            <w:r>
+              <w:rPr>
+                <w:sz w:val="18"/>
+              </w:rPr>
+              <w:t>技术体系分析</w:t>
+            </w:r>
+          </w:p>
+        </w:tc>
+        <w:tc>
+          <w:tcPr>
+            <w:tcW w:type="dxa" w:w="1768"/>
+          </w:tcPr>
+          <w:p>
+            <w:r>
+              <w:rPr>
+                <w:sz w:val="18"/>
+              </w:rPr>
+              <w:t>问卷迭代、路线图编制、版本管理与导出</w:t>
+            </w:r>
+          </w:p>
+        </w:tc>
+        <w:tc>
+          <w:tcPr>
+            <w:tcW w:type="dxa" w:w="1768"/>
+          </w:tcPr>
+          <w:p>
+            <w:r>
+              <w:rPr>
+                <w:sz w:val="18"/>
+              </w:rPr>
+              <w:t>P0</w:t>
+            </w:r>
+          </w:p>
+        </w:tc>
+      </w:tr>
+      <w:tr>
+        <w:tc>
+          <w:tcPr>
+            <w:tcW w:type="dxa" w:w="1768"/>
+          </w:tcPr>
+          <w:p>
+            <w:r>
+              <w:rPr>
+                <w:sz w:val="18"/>
+              </w:rPr>
+              <w:t>5</w:t>
+            </w:r>
+          </w:p>
+        </w:tc>
+        <w:tc>
+          <w:tcPr>
+            <w:tcW w:type="dxa" w:w="1768"/>
+          </w:tcPr>
+          <w:p>
+            <w:r>
+              <w:rPr>
+                <w:sz w:val="18"/>
+              </w:rPr>
+              <w:t>技术趋势分析</w:t>
+            </w:r>
+          </w:p>
+        </w:tc>
+        <w:tc>
+          <w:tcPr>
+            <w:tcW w:type="dxa" w:w="1768"/>
+          </w:tcPr>
+          <w:p>
+            <w:r>
+              <w:rPr>
+                <w:sz w:val="18"/>
+              </w:rPr>
+              <w:t>技术趋势分析</w:t>
+            </w:r>
+          </w:p>
+        </w:tc>
+        <w:tc>
+          <w:tcPr>
+            <w:tcW w:type="dxa" w:w="1768"/>
+          </w:tcPr>
+          <w:p>
+            <w:r>
+              <w:rPr>
+                <w:sz w:val="18"/>
+              </w:rPr>
+              <w:t>聚类分析、共性网络分析、趋势分析、预警</w:t>
+            </w:r>
+          </w:p>
+        </w:tc>
+        <w:tc>
+          <w:tcPr>
+            <w:tcW w:type="dxa" w:w="1768"/>
+          </w:tcPr>
+          <w:p>
+            <w:r>
+              <w:rPr>
+                <w:sz w:val="18"/>
+              </w:rPr>
+              <w:t>P0</w:t>
+            </w:r>
+          </w:p>
+        </w:tc>
+      </w:tr>
+      <w:tr>
+        <w:tc>
+          <w:tcPr>
+            <w:tcW w:type="dxa" w:w="1768"/>
+          </w:tcPr>
+          <w:p>
+            <w:r>
+              <w:rPr>
+                <w:sz w:val="18"/>
+              </w:rPr>
+              <w:t>6</w:t>
+            </w:r>
+          </w:p>
+        </w:tc>
+        <w:tc>
+          <w:tcPr>
+            <w:tcW w:type="dxa" w:w="1768"/>
+          </w:tcPr>
+          <w:p>
+            <w:r>
+              <w:rPr>
+                <w:sz w:val="18"/>
+              </w:rPr>
+              <w:t>技术趋势分析</w:t>
+            </w:r>
+          </w:p>
+        </w:tc>
+        <w:tc>
+          <w:tcPr>
+            <w:tcW w:type="dxa" w:w="1768"/>
+          </w:tcPr>
+          <w:p>
+            <w:r>
+              <w:rPr>
+                <w:sz w:val="18"/>
+              </w:rPr>
+              <w:t>领域技术线路</w:t>
+            </w:r>
+          </w:p>
+        </w:tc>
+        <w:tc>
+          <w:tcPr>
+            <w:tcW w:type="dxa" w:w="1768"/>
+          </w:tcPr>
+          <w:p>
+            <w:r>
+              <w:rPr>
+                <w:sz w:val="18"/>
+              </w:rPr>
+              <w:t>德尔菲问卷、技术发展线路</w:t>
+            </w:r>
+          </w:p>
+        </w:tc>
+        <w:tc>
+          <w:tcPr>
+            <w:tcW w:type="dxa" w:w="1768"/>
+          </w:tcPr>
+          <w:p>
+            <w:r>
+              <w:rPr>
+                <w:sz w:val="18"/>
+              </w:rPr>
+              <w:t>P1</w:t>
+            </w:r>
+          </w:p>
+        </w:tc>
+      </w:tr>
+    </w:tbl>
+    <w:p>
+      <w:r>
+        <w:rPr>
+          <w:b w:val="0"/>
+          <w:sz w:val="21"/>
+        </w:rPr>
+      </w:r>
+    </w:p>
+    <w:p>
+      <w:r>
+        <w:rPr>
+          <w:b/>
+          <w:sz w:val="24"/>
+        </w:rPr>
+        <w:t>（三）业务模块一：研究需求分析</w:t>
+      </w:r>
+    </w:p>
+    <w:p>
+      <w:r>
+        <w:rPr>
+          <w:b w:val="0"/>
+          <w:sz w:val="21"/>
+        </w:rPr>
+        <w:t>1.业务目标：该业务模块的任务目标。</w:t>
+      </w:r>
+    </w:p>
+    <w:p>
+      <w:r>
+        <w:rPr>
+          <w:b/>
+          <w:sz w:val="22"/>
+        </w:rPr>
+        <w:t>2.用户特征</w:t>
+      </w:r>
+    </w:p>
+    <w:tbl>
+      <w:tblPr>
+        <w:tblStyle w:val="35"/>
+        <w:tblW w:type="auto" w:w="0"/>
+        <w:tblLook w:firstColumn="1" w:firstRow="1" w:lastColumn="0" w:lastRow="0" w:noHBand="0" w:noVBand="1" w:val="04A0"/>
+      </w:tblPr>
+      <w:tblGrid>
+        <w:gridCol w:w="2209"/>
+        <w:gridCol w:w="2209"/>
+        <w:gridCol w:w="2209"/>
+        <w:gridCol w:w="2209"/>
+      </w:tblGrid>
+      <w:tr>
+        <w:tc>
+          <w:tcPr>
+            <w:tcW w:type="dxa" w:w="2209"/>
+          </w:tcPr>
+          <w:p>
+            <w:r>
+              <w:rPr>
+                <w:b/>
+                <w:sz w:val="18"/>
+              </w:rPr>
+              <w:t>序号</w:t>
+            </w:r>
+          </w:p>
+        </w:tc>
+        <w:tc>
+          <w:tcPr>
+            <w:tcW w:type="dxa" w:w="2209"/>
+          </w:tcPr>
+          <w:p>
+            <w:r>
+              <w:rPr>
+                <w:b/>
+                <w:sz w:val="18"/>
+              </w:rPr>
+              <w:t>用户单位</w:t>
+            </w:r>
+          </w:p>
+        </w:tc>
+        <w:tc>
+          <w:tcPr>
+            <w:tcW w:type="dxa" w:w="2209"/>
+          </w:tcPr>
+          <w:p>
+            <w:r>
+              <w:rPr>
+                <w:b/>
+                <w:sz w:val="18"/>
+              </w:rPr>
+              <w:t>业务特点</w:t>
+            </w:r>
+          </w:p>
+        </w:tc>
+        <w:tc>
+          <w:tcPr>
+            <w:tcW w:type="dxa" w:w="2209"/>
+          </w:tcPr>
+          <w:p>
+            <w:r>
+              <w:rPr>
+                <w:b/>
+                <w:sz w:val="18"/>
+              </w:rPr>
+              <w:t>预期使用频率</w:t>
+            </w:r>
+          </w:p>
+        </w:tc>
+      </w:tr>
+      <w:tr>
+        <w:tc>
+          <w:tcPr>
+            <w:tcW w:type="dxa" w:w="2209"/>
+          </w:tcPr>
+          <w:p>
+            <w:r>
+              <w:rPr>
+                <w:sz w:val="18"/>
+              </w:rPr>
+              <w:t>1</w:t>
+            </w:r>
+          </w:p>
+        </w:tc>
+        <w:tc>
+          <w:tcPr>
+            <w:tcW w:type="dxa" w:w="2209"/>
+          </w:tcPr>
+          <w:p>
+            <w:r>
+              <w:rPr>
+                <w:sz w:val="18"/>
+              </w:rPr>
+              <w:t>政府部门</w:t>
+            </w:r>
+          </w:p>
+        </w:tc>
+        <w:tc>
+          <w:tcPr>
+            <w:tcW w:type="dxa" w:w="2209"/>
+          </w:tcPr>
+          <w:p>
+            <w:r>
+              <w:rPr>
+                <w:sz w:val="18"/>
+              </w:rPr>
+              <w:t>关注宏观战略研判与决策支撑</w:t>
+            </w:r>
+          </w:p>
+        </w:tc>
+        <w:tc>
+          <w:tcPr>
+            <w:tcW w:type="dxa" w:w="2209"/>
+          </w:tcPr>
+          <w:p>
+            <w:r>
+              <w:rPr>
+                <w:sz w:val="18"/>
+              </w:rPr>
+              <w:t>高频</w:t>
+            </w:r>
+          </w:p>
+        </w:tc>
+      </w:tr>
+      <w:tr>
+        <w:tc>
+          <w:tcPr>
+            <w:tcW w:type="dxa" w:w="2209"/>
+          </w:tcPr>
+          <w:p>
+            <w:r>
+              <w:rPr>
+                <w:sz w:val="18"/>
+              </w:rPr>
+              <w:t>2</w:t>
+            </w:r>
+          </w:p>
+        </w:tc>
+        <w:tc>
+          <w:tcPr>
+            <w:tcW w:type="dxa" w:w="2209"/>
+          </w:tcPr>
+          <w:p>
+            <w:r>
+              <w:rPr>
+                <w:sz w:val="18"/>
+              </w:rPr>
+              <w:t>科研机构/企业</w:t>
+            </w:r>
+          </w:p>
+        </w:tc>
+        <w:tc>
+          <w:tcPr>
+            <w:tcW w:type="dxa" w:w="2209"/>
+          </w:tcPr>
+          <w:p>
+            <w:r>
+              <w:rPr>
+                <w:sz w:val="18"/>
+              </w:rPr>
+              <w:t>关注技术竞争格局与创新布局</w:t>
+            </w:r>
+          </w:p>
+        </w:tc>
+        <w:tc>
+          <w:tcPr>
+            <w:tcW w:type="dxa" w:w="2209"/>
+          </w:tcPr>
+          <w:p>
+            <w:r>
+              <w:rPr>
+                <w:sz w:val="18"/>
+              </w:rPr>
+              <w:t>高频</w:t>
+            </w:r>
+          </w:p>
+        </w:tc>
+      </w:tr>
+      <w:tr>
+        <w:tc>
+          <w:tcPr>
+            <w:tcW w:type="dxa" w:w="2209"/>
+          </w:tcPr>
+          <w:p>
+            <w:r>
+              <w:rPr>
+                <w:sz w:val="18"/>
+              </w:rPr>
+              <w:t>3</w:t>
+            </w:r>
+          </w:p>
+        </w:tc>
+        <w:tc>
+          <w:tcPr>
+            <w:tcW w:type="dxa" w:w="2209"/>
+          </w:tcPr>
+          <w:p>
+            <w:r>
+              <w:rPr>
+                <w:sz w:val="18"/>
+              </w:rPr>
+              <w:t>专家/研究人员</w:t>
+            </w:r>
+          </w:p>
+        </w:tc>
+        <w:tc>
+          <w:tcPr>
+            <w:tcW w:type="dxa" w:w="2209"/>
+          </w:tcPr>
+          <w:p>
+            <w:r>
+              <w:rPr>
+                <w:sz w:val="18"/>
+              </w:rPr>
+              <w:t>关注专题研究与数据分析支持</w:t>
+            </w:r>
+          </w:p>
+        </w:tc>
+        <w:tc>
+          <w:tcPr>
+            <w:tcW w:type="dxa" w:w="2209"/>
+          </w:tcPr>
+          <w:p>
+            <w:r>
+              <w:rPr>
+                <w:sz w:val="18"/>
+              </w:rPr>
+              <w:t>中高频</w:t>
+            </w:r>
+          </w:p>
+        </w:tc>
+      </w:tr>
+    </w:tbl>
+    <w:p>
+      <w:r>
+        <w:rPr>
+          <w:b/>
+          <w:sz w:val="22"/>
+        </w:rPr>
+        <w:t>3.功能需求</w:t>
+      </w:r>
+    </w:p>
+    <w:p>
+      <w:r>
+        <w:rPr>
+          <w:b w:val="0"/>
+          <w:sz w:val="21"/>
+        </w:rPr>
+        <w:t>（1）整体需求描述：项目整体功能需求，包括整体系统和子系统模块的功能需求。</w:t>
+      </w:r>
+    </w:p>
+    <w:tbl>
+      <w:tblPr>
+        <w:tblStyle w:val="35"/>
+        <w:tblW w:type="auto" w:w="0"/>
+        <w:tblLook w:firstColumn="1" w:firstRow="1" w:lastColumn="0" w:lastRow="0" w:noHBand="0" w:noVBand="1" w:val="04A0"/>
+      </w:tblPr>
+      <w:tblGrid>
+        <w:gridCol w:w="1768"/>
+        <w:gridCol w:w="1768"/>
+        <w:gridCol w:w="1768"/>
+        <w:gridCol w:w="1768"/>
+        <w:gridCol w:w="1768"/>
+      </w:tblGrid>
+      <w:tr>
+        <w:tc>
+          <w:tcPr>
+            <w:tcW w:type="dxa" w:w="1768"/>
+          </w:tcPr>
+          <w:p>
+            <w:r>
+              <w:rPr>
+                <w:b/>
+                <w:sz w:val="18"/>
+              </w:rPr>
+              <w:t>序号</w:t>
+            </w:r>
+          </w:p>
+        </w:tc>
+        <w:tc>
+          <w:tcPr>
+            <w:tcW w:type="dxa" w:w="1768"/>
+          </w:tcPr>
+          <w:p>
+            <w:r>
+              <w:rPr>
+                <w:b/>
+                <w:sz w:val="18"/>
+              </w:rPr>
+              <w:t>一级功能</w:t>
+            </w:r>
+          </w:p>
+        </w:tc>
+        <w:tc>
+          <w:tcPr>
+            <w:tcW w:type="dxa" w:w="1768"/>
+          </w:tcPr>
+          <w:p>
+            <w:r>
+              <w:rPr>
+                <w:b/>
+                <w:sz w:val="18"/>
+              </w:rPr>
+              <w:t>二级功能</w:t>
+            </w:r>
+          </w:p>
+        </w:tc>
+        <w:tc>
+          <w:tcPr>
+            <w:tcW w:type="dxa" w:w="1768"/>
+          </w:tcPr>
+          <w:p>
+            <w:r>
+              <w:rPr>
+                <w:b/>
+                <w:sz w:val="18"/>
+              </w:rPr>
+              <w:t>三级功能</w:t>
+            </w:r>
+          </w:p>
+        </w:tc>
+        <w:tc>
+          <w:tcPr>
+            <w:tcW w:type="dxa" w:w="1768"/>
+          </w:tcPr>
+          <w:p>
+            <w:r>
+              <w:rPr>
+                <w:b/>
+                <w:sz w:val="18"/>
+              </w:rPr>
+              <w:t>功能描述</w:t>
+            </w:r>
+          </w:p>
+        </w:tc>
+      </w:tr>
+      <w:tr>
+        <w:tc>
+          <w:tcPr>
+            <w:tcW w:type="dxa" w:w="1768"/>
+          </w:tcPr>
+          <w:p>
+            <w:r>
+              <w:rPr>
+                <w:sz w:val="18"/>
+              </w:rPr>
+              <w:t>1</w:t>
+            </w:r>
+          </w:p>
+        </w:tc>
+        <w:tc>
+          <w:tcPr>
+            <w:tcW w:type="dxa" w:w="1768"/>
+          </w:tcPr>
+          <w:p>
+            <w:r>
+              <w:rPr>
+                <w:sz w:val="18"/>
+              </w:rPr>
+              <w:t>战略咨询智能支持</w:t>
+            </w:r>
+          </w:p>
+        </w:tc>
+        <w:tc>
+          <w:tcPr>
+            <w:tcW w:type="dxa" w:w="1768"/>
+          </w:tcPr>
+          <w:p>
+            <w:r>
+              <w:rPr>
+                <w:sz w:val="18"/>
+              </w:rPr>
+              <w:t>研究需求分析</w:t>
+            </w:r>
+          </w:p>
+        </w:tc>
+        <w:tc>
+          <w:tcPr>
+            <w:tcW w:type="dxa" w:w="1768"/>
+          </w:tcPr>
+          <w:p>
+            <w:r>
+              <w:rPr>
+                <w:sz w:val="18"/>
+              </w:rPr>
+              <w:t>科技实体清单</w:t>
+            </w:r>
+          </w:p>
+        </w:tc>
+        <w:tc>
+          <w:tcPr>
+            <w:tcW w:type="dxa" w:w="1768"/>
+          </w:tcPr>
+          <w:p>
+            <w:r>
+              <w:rPr>
+                <w:sz w:val="18"/>
+              </w:rPr>
+              <w:t>围绕技术主题开展舆情监测、预警和建议生成</w:t>
+            </w:r>
+          </w:p>
+        </w:tc>
+      </w:tr>
+      <w:tr>
+        <w:tc>
+          <w:tcPr>
+            <w:tcW w:type="dxa" w:w="1768"/>
+          </w:tcPr>
+          <w:p>
+            <w:r>
+              <w:rPr>
+                <w:sz w:val="18"/>
+              </w:rPr>
+              <w:t>1</w:t>
+            </w:r>
+          </w:p>
+        </w:tc>
+        <w:tc>
+          <w:tcPr>
+            <w:tcW w:type="dxa" w:w="1768"/>
+          </w:tcPr>
+          <w:p>
+            <w:r>
+              <w:rPr>
+                <w:sz w:val="18"/>
+              </w:rPr>
+              <w:t>战略咨询智能支持</w:t>
+            </w:r>
+          </w:p>
+        </w:tc>
+        <w:tc>
+          <w:tcPr>
+            <w:tcW w:type="dxa" w:w="1768"/>
+          </w:tcPr>
+          <w:p>
+            <w:r>
+              <w:rPr>
+                <w:sz w:val="18"/>
+              </w:rPr>
+              <w:t>研究需求分析</w:t>
+            </w:r>
+          </w:p>
+        </w:tc>
+        <w:tc>
+          <w:tcPr>
+            <w:tcW w:type="dxa" w:w="1768"/>
+          </w:tcPr>
+          <w:p>
+            <w:r>
+              <w:rPr>
+                <w:sz w:val="18"/>
+              </w:rPr>
+              <w:t>颠覆性与前沿技术分析</w:t>
+            </w:r>
+          </w:p>
+        </w:tc>
+        <w:tc>
+          <w:tcPr>
+            <w:tcW w:type="dxa" w:w="1768"/>
+          </w:tcPr>
+          <w:p>
+            <w:r>
+              <w:rPr>
+                <w:sz w:val="18"/>
+              </w:rPr>
+              <w:t>支持前沿技术识别、清单展示、关联网络与趋势分析</w:t>
+            </w:r>
+          </w:p>
+        </w:tc>
+      </w:tr>
+      <w:tr>
+        <w:tc>
+          <w:tcPr>
+            <w:tcW w:type="dxa" w:w="1768"/>
+          </w:tcPr>
+          <w:p>
+            <w:r>
+              <w:rPr>
+                <w:sz w:val="18"/>
+              </w:rPr>
+              <w:t>1</w:t>
+            </w:r>
+          </w:p>
+        </w:tc>
+        <w:tc>
+          <w:tcPr>
+            <w:tcW w:type="dxa" w:w="1768"/>
+          </w:tcPr>
+          <w:p>
+            <w:r>
+              <w:rPr>
+                <w:sz w:val="18"/>
+              </w:rPr>
+              <w:t>战略咨询智能支持</w:t>
+            </w:r>
+          </w:p>
+        </w:tc>
+        <w:tc>
+          <w:tcPr>
+            <w:tcW w:type="dxa" w:w="1768"/>
+          </w:tcPr>
+          <w:p>
+            <w:r>
+              <w:rPr>
+                <w:sz w:val="18"/>
+              </w:rPr>
+              <w:t>研究需求分析</w:t>
+            </w:r>
+          </w:p>
+        </w:tc>
+        <w:tc>
+          <w:tcPr>
+            <w:tcW w:type="dxa" w:w="1768"/>
+          </w:tcPr>
+          <w:p>
+            <w:r>
+              <w:rPr>
+                <w:sz w:val="18"/>
+              </w:rPr>
+              <w:t>媒体聚焦</w:t>
+            </w:r>
+          </w:p>
+        </w:tc>
+        <w:tc>
+          <w:tcPr>
+            <w:tcW w:type="dxa" w:w="1768"/>
+          </w:tcPr>
+          <w:p>
+            <w:r>
+              <w:rPr>
+                <w:sz w:val="18"/>
+              </w:rPr>
+              <w:t>支持热点追踪、情感分析、耦合分析、预警与报告生成</w:t>
+            </w:r>
+          </w:p>
+        </w:tc>
+      </w:tr>
+    </w:tbl>
+    <w:p>
+      <w:r>
+        <w:rPr>
+          <w:b/>
+          <w:sz w:val="22"/>
+        </w:rPr>
+        <w:t>（2）详细需求描述</w:t>
+      </w:r>
+    </w:p>
+    <w:p>
+      <w:r>
+        <w:rPr>
+          <w:b/>
+          <w:sz w:val="21"/>
+        </w:rPr>
+        <w:t>1）科技实体清单</w:t>
+      </w:r>
+    </w:p>
+    <w:p>
+      <w:r>
+        <w:rPr>
+          <w:b w:val="0"/>
+          <w:sz w:val="21"/>
+        </w:rPr>
+        <w:t>用户场景：政府、科研机构和企业用户需要快速检索目标科技实体，查看其技术方向、创新能力、区域分布及关联专利、论文、项目等信息。</w:t>
+      </w:r>
+    </w:p>
+    <w:p>
+      <w:r>
+        <w:rPr>
+          <w:b w:val="0"/>
+          <w:sz w:val="21"/>
+        </w:rPr>
+        <w:t>输入/前置条件：用户已登录系统并具备查询权限；系统已完成科技实体数据采集、清洗、去重和索引构建。</w:t>
+      </w:r>
+    </w:p>
+    <w:p>
+      <w:r>
+        <w:rPr>
+          <w:b w:val="0"/>
+          <w:sz w:val="21"/>
+        </w:rPr>
+        <w:t>流程说明：用户输入关键词或选择筛选条件 -&gt; 系统执行模糊检索与组合筛选 -&gt; 返回实体卡片或列表 -&gt; 用户查看详情并进行分析、评论或导出。</w:t>
+      </w:r>
+    </w:p>
+    <w:p>
+      <w:r>
+        <w:rPr>
+          <w:b w:val="0"/>
+          <w:sz w:val="21"/>
+        </w:rPr>
+        <w:t>需求描述：支持搜索框、多维筛选、视图切换、批量导入、详情查看、评论编辑、删除、相似实体推荐、可视化统计和一键导出报告。</w:t>
+      </w:r>
+    </w:p>
+    <w:p>
+      <w:r>
+        <w:rPr>
+          <w:b/>
+          <w:sz w:val="21"/>
+        </w:rPr>
+        <w:t>2）颠覆性与前沿技术分析</w:t>
+      </w:r>
+    </w:p>
+    <w:p>
+      <w:r>
+        <w:rPr>
+          <w:b w:val="0"/>
+          <w:sz w:val="21"/>
+        </w:rPr>
+        <w:t>用户场景：政府决策者、科研管理者和企业创新人员需要识别颠覆性技术、跟踪前沿技术动向，并形成趋势判断依据。</w:t>
+      </w:r>
+    </w:p>
+    <w:p>
+      <w:r>
+        <w:rPr>
+          <w:b w:val="0"/>
+          <w:sz w:val="21"/>
+        </w:rPr>
+        <w:t>输入/前置条件：系统已接入论文、专利、标准、舆情等数据源并形成技术主题索引。</w:t>
+      </w:r>
+    </w:p>
+    <w:p>
+      <w:r>
+        <w:rPr>
+          <w:b w:val="0"/>
+          <w:sz w:val="21"/>
+        </w:rPr>
+        <w:t>流程说明：用户进入技术分析模块 -&gt; 通过关键词和高级筛选定位目标技术 -&gt; 查看技术清单、关联网络与趋势指标 -&gt; 进入详情页完成分析和导出。</w:t>
+      </w:r>
+    </w:p>
+    <w:p>
+      <w:r>
+        <w:rPr>
+          <w:b w:val="0"/>
+          <w:sz w:val="21"/>
+        </w:rPr>
+        <w:t>需求描述：支持颠覆性技术识别、前沿技术清单、高级筛选、关联分析、技术网络图、增长率/热度/成熟度指标展示及趋势报告输出。</w:t>
+      </w:r>
+    </w:p>
+    <w:p>
+      <w:r>
+        <w:rPr>
+          <w:b/>
+          <w:sz w:val="22"/>
+        </w:rPr>
+        <w:t>4.输入输出需求</w:t>
+      </w:r>
+    </w:p>
+    <w:tbl>
+      <w:tblPr>
+        <w:tblStyle w:val="35"/>
+        <w:tblW w:type="auto" w:w="0"/>
+        <w:tblLook w:firstColumn="1" w:firstRow="1" w:lastColumn="0" w:lastRow="0" w:noHBand="0" w:noVBand="1" w:val="04A0"/>
+      </w:tblPr>
+      <w:tblGrid>
+        <w:gridCol w:w="1263"/>
+        <w:gridCol w:w="1263"/>
+        <w:gridCol w:w="1263"/>
+        <w:gridCol w:w="1263"/>
+        <w:gridCol w:w="1263"/>
+        <w:gridCol w:w="1263"/>
+        <w:gridCol w:w="1263"/>
+      </w:tblGrid>
+      <w:tr>
+        <w:tc>
+          <w:tcPr>
+            <w:tcW w:type="dxa" w:w="1263"/>
+          </w:tcPr>
+          <w:p>
+            <w:r>
+              <w:rPr>
+                <w:b/>
+                <w:sz w:val="18"/>
+              </w:rPr>
+              <w:t>序号</w:t>
+            </w:r>
+          </w:p>
+        </w:tc>
+        <w:tc>
+          <w:tcPr>
+            <w:tcW w:type="dxa" w:w="1263"/>
+          </w:tcPr>
+          <w:p>
+            <w:r>
+              <w:rPr>
+                <w:b/>
+                <w:sz w:val="18"/>
+              </w:rPr>
+              <w:t>一级功能</w:t>
+            </w:r>
+          </w:p>
+        </w:tc>
+        <w:tc>
+          <w:tcPr>
+            <w:tcW w:type="dxa" w:w="1263"/>
+          </w:tcPr>
+          <w:p>
+            <w:r>
+              <w:rPr>
+                <w:b/>
+                <w:sz w:val="18"/>
+              </w:rPr>
+              <w:t>二级功能</w:t>
+            </w:r>
+          </w:p>
+        </w:tc>
+        <w:tc>
+          <w:tcPr>
+            <w:tcW w:type="dxa" w:w="1263"/>
+          </w:tcPr>
+          <w:p>
+            <w:r>
+              <w:rPr>
+                <w:b/>
+                <w:sz w:val="18"/>
+              </w:rPr>
+              <w:t>三级功能</w:t>
+            </w:r>
+          </w:p>
+        </w:tc>
+        <w:tc>
+          <w:tcPr>
+            <w:tcW w:type="dxa" w:w="1263"/>
+          </w:tcPr>
+          <w:p>
+            <w:r>
+              <w:rPr>
+                <w:b/>
+                <w:sz w:val="18"/>
+              </w:rPr>
+              <w:t>输入输出需求</w:t>
+            </w:r>
+          </w:p>
+        </w:tc>
+        <w:tc>
+          <w:tcPr>
+            <w:tcW w:type="dxa" w:w="1263"/>
+          </w:tcPr>
+          <w:p>
+            <w:r>
+              <w:rPr>
+                <w:b/>
+                <w:sz w:val="18"/>
+              </w:rPr>
+              <w:t>操作上限</w:t>
+            </w:r>
+          </w:p>
+        </w:tc>
+        <w:tc>
+          <w:tcPr>
+            <w:tcW w:type="dxa" w:w="1263"/>
+          </w:tcPr>
+          <w:p>
+            <w:r>
+              <w:rPr>
+                <w:b/>
+                <w:sz w:val="18"/>
+              </w:rPr>
+              <w:t>用户数</w:t>
+            </w:r>
+          </w:p>
+        </w:tc>
+      </w:tr>
+      <w:tr>
+        <w:tc>
+          <w:tcPr>
+            <w:tcW w:type="dxa" w:w="1263"/>
+          </w:tcPr>
+          <w:p>
+            <w:r>
+              <w:rPr>
+                <w:sz w:val="18"/>
+              </w:rPr>
+              <w:t>1</w:t>
+            </w:r>
+          </w:p>
+        </w:tc>
+        <w:tc>
+          <w:tcPr>
+            <w:tcW w:type="dxa" w:w="1263"/>
+          </w:tcPr>
+          <w:p>
+            <w:r>
+              <w:rPr>
+                <w:sz w:val="18"/>
+              </w:rPr>
+              <w:t>战略咨询智能支持</w:t>
+            </w:r>
+          </w:p>
+        </w:tc>
+        <w:tc>
+          <w:tcPr>
+            <w:tcW w:type="dxa" w:w="1263"/>
+          </w:tcPr>
+          <w:p>
+            <w:r>
+              <w:rPr>
+                <w:sz w:val="18"/>
+              </w:rPr>
+              <w:t>研究需求分析</w:t>
+            </w:r>
+          </w:p>
+        </w:tc>
+        <w:tc>
+          <w:tcPr>
+            <w:tcW w:type="dxa" w:w="1263"/>
+          </w:tcPr>
+          <w:p>
+            <w:r>
+              <w:rPr>
+                <w:sz w:val="18"/>
+              </w:rPr>
+              <w:t>科技实体清单</w:t>
+            </w:r>
+          </w:p>
+        </w:tc>
+        <w:tc>
+          <w:tcPr>
+            <w:tcW w:type="dxa" w:w="1263"/>
+          </w:tcPr>
+          <w:p>
+            <w:r>
+              <w:rPr>
+                <w:sz w:val="18"/>
+              </w:rPr>
+              <w:t>输入实体条件、输出实体列表与报告</w:t>
+            </w:r>
+          </w:p>
+        </w:tc>
+        <w:tc>
+          <w:tcPr>
+            <w:tcW w:type="dxa" w:w="1263"/>
+          </w:tcPr>
+          <w:p>
+            <w:r>
+              <w:rPr>
+                <w:sz w:val="18"/>
+              </w:rPr>
+              <w:t>100</w:t>
+            </w:r>
+          </w:p>
+        </w:tc>
+        <w:tc>
+          <w:tcPr>
+            <w:tcW w:type="dxa" w:w="1263"/>
+          </w:tcPr>
+          <w:p>
+            <w:r>
+              <w:rPr>
+                <w:sz w:val="18"/>
+              </w:rPr>
+              <w:t>100</w:t>
+            </w:r>
+          </w:p>
+        </w:tc>
+      </w:tr>
+      <w:tr>
+        <w:tc>
+          <w:tcPr>
+            <w:tcW w:type="dxa" w:w="1263"/>
+          </w:tcPr>
+          <w:p>
+            <w:r>
+              <w:rPr>
+                <w:sz w:val="18"/>
+              </w:rPr>
+              <w:t>2</w:t>
+            </w:r>
+          </w:p>
+        </w:tc>
+        <w:tc>
+          <w:tcPr>
+            <w:tcW w:type="dxa" w:w="1263"/>
+          </w:tcPr>
+          <w:p>
+            <w:r>
+              <w:rPr>
+                <w:sz w:val="18"/>
+              </w:rPr>
+              <w:t>战略咨询智能支持</w:t>
+            </w:r>
+          </w:p>
+        </w:tc>
+        <w:tc>
+          <w:tcPr>
+            <w:tcW w:type="dxa" w:w="1263"/>
+          </w:tcPr>
+          <w:p>
+            <w:r>
+              <w:rPr>
+                <w:sz w:val="18"/>
+              </w:rPr>
+              <w:t>研究需求分析</w:t>
+            </w:r>
+          </w:p>
+        </w:tc>
+        <w:tc>
+          <w:tcPr>
+            <w:tcW w:type="dxa" w:w="1263"/>
+          </w:tcPr>
+          <w:p>
+            <w:r>
+              <w:rPr>
+                <w:sz w:val="18"/>
+              </w:rPr>
+              <w:t>颠覆性与前沿技术分析</w:t>
+            </w:r>
+          </w:p>
+        </w:tc>
+        <w:tc>
+          <w:tcPr>
+            <w:tcW w:type="dxa" w:w="1263"/>
+          </w:tcPr>
+          <w:p>
+            <w:r>
+              <w:rPr>
+                <w:sz w:val="18"/>
+              </w:rPr>
+              <w:t>输入技术条件、输出技术清单与图谱</w:t>
+            </w:r>
+          </w:p>
+        </w:tc>
+        <w:tc>
+          <w:tcPr>
+            <w:tcW w:type="dxa" w:w="1263"/>
+          </w:tcPr>
+          <w:p>
+            <w:r>
+              <w:rPr>
+                <w:sz w:val="18"/>
+              </w:rPr>
+              <w:t>80</w:t>
+            </w:r>
+          </w:p>
+        </w:tc>
+        <w:tc>
+          <w:tcPr>
+            <w:tcW w:type="dxa" w:w="1263"/>
+          </w:tcPr>
+          <w:p>
+            <w:r>
+              <w:rPr>
+                <w:sz w:val="18"/>
+              </w:rPr>
+              <w:t>80</w:t>
+            </w:r>
+          </w:p>
+        </w:tc>
+      </w:tr>
+      <w:tr>
+        <w:tc>
+          <w:tcPr>
+            <w:tcW w:type="dxa" w:w="1263"/>
+          </w:tcPr>
+          <w:p>
+            <w:r>
+              <w:rPr>
+                <w:sz w:val="18"/>
+              </w:rPr>
+              <w:t>3</w:t>
+            </w:r>
+          </w:p>
+        </w:tc>
+        <w:tc>
+          <w:tcPr>
+            <w:tcW w:type="dxa" w:w="1263"/>
+          </w:tcPr>
+          <w:p>
+            <w:r>
+              <w:rPr>
+                <w:sz w:val="18"/>
+              </w:rPr>
+              <w:t>战略咨询智能支持</w:t>
+            </w:r>
+          </w:p>
+        </w:tc>
+        <w:tc>
+          <w:tcPr>
+            <w:tcW w:type="dxa" w:w="1263"/>
+          </w:tcPr>
+          <w:p>
+            <w:r>
+              <w:rPr>
+                <w:sz w:val="18"/>
+              </w:rPr>
+              <w:t>研究需求分析</w:t>
+            </w:r>
+          </w:p>
+        </w:tc>
+        <w:tc>
+          <w:tcPr>
+            <w:tcW w:type="dxa" w:w="1263"/>
+          </w:tcPr>
+          <w:p>
+            <w:r>
+              <w:rPr>
+                <w:sz w:val="18"/>
+              </w:rPr>
+              <w:t>媒体聚焦</w:t>
+            </w:r>
+          </w:p>
+        </w:tc>
+        <w:tc>
+          <w:tcPr>
+            <w:tcW w:type="dxa" w:w="1263"/>
+          </w:tcPr>
+          <w:p>
+            <w:r>
+              <w:rPr>
+                <w:sz w:val="18"/>
+              </w:rPr>
+              <w:t>输入关注主题、输出舆情报告与预警</w:t>
+            </w:r>
+          </w:p>
+        </w:tc>
+        <w:tc>
+          <w:tcPr>
+            <w:tcW w:type="dxa" w:w="1263"/>
+          </w:tcPr>
+          <w:p>
+            <w:r>
+              <w:rPr>
+                <w:sz w:val="18"/>
+              </w:rPr>
+              <w:t>50</w:t>
+            </w:r>
+          </w:p>
+        </w:tc>
+        <w:tc>
+          <w:tcPr>
+            <w:tcW w:type="dxa" w:w="1263"/>
+          </w:tcPr>
+          <w:p>
+            <w:r>
+              <w:rPr>
+                <w:sz w:val="18"/>
+              </w:rPr>
+              <w:t>50</w:t>
+            </w:r>
+          </w:p>
+        </w:tc>
+      </w:tr>
+    </w:tbl>
+    <w:p>
+      <w:r>
+        <w:rPr>
+          <w:b/>
+          <w:sz w:val="22"/>
+        </w:rPr>
+        <w:t>5.数据管理能力需求</w:t>
+      </w:r>
+    </w:p>
+    <w:p>
+      <w:r>
+        <w:rPr>
+          <w:b w:val="0"/>
+          <w:sz w:val="21"/>
+        </w:rPr>
+        <w:t>对于有数据管理需要的系统，需要定义数据管理从数据的采集（归集）、数据传输、数据存储、数据交换、数据处理（治理）、数据销毁6个阶段的能力需求。</w:t>
+      </w:r>
+    </w:p>
+    <w:p>
+      <w:r>
+        <w:rPr>
+          <w:b w:val="0"/>
+          <w:sz w:val="21"/>
+        </w:rPr>
+      </w:r>
+    </w:p>
+    <w:p>
+      <w:r>
+        <w:rPr>
+          <w:b/>
+          <w:sz w:val="24"/>
+        </w:rPr>
+        <w:t>（四）业务模块二：技术趋势与技术体系分析</w:t>
+      </w:r>
+    </w:p>
+    <w:p>
+      <w:r>
+        <w:rPr>
+          <w:b w:val="0"/>
+          <w:sz w:val="21"/>
+        </w:rPr>
+        <w:t>1.任务目标：该模块聚焦技术体系构建、技术趋势识别、动态预警和路线研判，为战略咨询场景提供技术演进分析和专家协同支撑。</w:t>
+      </w:r>
+    </w:p>
+    <w:p>
+      <w:r>
+        <w:rPr>
+          <w:b/>
+          <w:sz w:val="22"/>
+        </w:rPr>
+        <w:t>2.用户特征</w:t>
+      </w:r>
+    </w:p>
+    <w:tbl>
+      <w:tblPr>
+        <w:tblStyle w:val="35"/>
+        <w:tblW w:type="auto" w:w="0"/>
+        <w:tblLook w:firstColumn="1" w:firstRow="1" w:lastColumn="0" w:lastRow="0" w:noHBand="0" w:noVBand="1" w:val="04A0"/>
+      </w:tblPr>
+      <w:tblGrid>
+        <w:gridCol w:w="2209"/>
+        <w:gridCol w:w="2209"/>
+        <w:gridCol w:w="2209"/>
+        <w:gridCol w:w="2209"/>
+      </w:tblGrid>
+      <w:tr>
+        <w:tc>
+          <w:tcPr>
+            <w:tcW w:type="dxa" w:w="2209"/>
+          </w:tcPr>
+          <w:p>
+            <w:r>
+              <w:rPr>
+                <w:b/>
+                <w:sz w:val="18"/>
+              </w:rPr>
+              <w:t>序号</w:t>
+            </w:r>
+          </w:p>
+        </w:tc>
+        <w:tc>
+          <w:tcPr>
+            <w:tcW w:type="dxa" w:w="2209"/>
+          </w:tcPr>
+          <w:p>
+            <w:r>
+              <w:rPr>
+                <w:b/>
+                <w:sz w:val="18"/>
+              </w:rPr>
+              <w:t>用户单位</w:t>
+            </w:r>
+          </w:p>
+        </w:tc>
+        <w:tc>
+          <w:tcPr>
+            <w:tcW w:type="dxa" w:w="2209"/>
+          </w:tcPr>
+          <w:p>
+            <w:r>
+              <w:rPr>
+                <w:b/>
+                <w:sz w:val="18"/>
+              </w:rPr>
+              <w:t>业务特点</w:t>
+            </w:r>
+          </w:p>
+        </w:tc>
+        <w:tc>
+          <w:tcPr>
+            <w:tcW w:type="dxa" w:w="2209"/>
+          </w:tcPr>
+          <w:p>
+            <w:r>
+              <w:rPr>
+                <w:b/>
+                <w:sz w:val="18"/>
+              </w:rPr>
+              <w:t>预期使用频率</w:t>
+            </w:r>
+          </w:p>
+        </w:tc>
+      </w:tr>
+      <w:tr>
+        <w:tc>
+          <w:tcPr>
+            <w:tcW w:type="dxa" w:w="2209"/>
+          </w:tcPr>
+          <w:p>
+            <w:r>
+              <w:rPr>
+                <w:sz w:val="18"/>
+              </w:rPr>
+              <w:t>1</w:t>
+            </w:r>
+          </w:p>
+        </w:tc>
+        <w:tc>
+          <w:tcPr>
+            <w:tcW w:type="dxa" w:w="2209"/>
+          </w:tcPr>
+          <w:p>
+            <w:r>
+              <w:rPr>
+                <w:sz w:val="18"/>
+              </w:rPr>
+              <w:t>战略咨询机构</w:t>
+            </w:r>
+          </w:p>
+        </w:tc>
+        <w:tc>
+          <w:tcPr>
+            <w:tcW w:type="dxa" w:w="2209"/>
+          </w:tcPr>
+          <w:p>
+            <w:r>
+              <w:rPr>
+                <w:sz w:val="18"/>
+              </w:rPr>
+              <w:t>关注技术体系构建与专家协同</w:t>
+            </w:r>
+          </w:p>
+        </w:tc>
+        <w:tc>
+          <w:tcPr>
+            <w:tcW w:type="dxa" w:w="2209"/>
+          </w:tcPr>
+          <w:p>
+            <w:r>
+              <w:rPr>
+                <w:sz w:val="18"/>
+              </w:rPr>
+              <w:t>高频</w:t>
+            </w:r>
+          </w:p>
+        </w:tc>
+      </w:tr>
+      <w:tr>
+        <w:tc>
+          <w:tcPr>
+            <w:tcW w:type="dxa" w:w="2209"/>
+          </w:tcPr>
+          <w:p>
+            <w:r>
+              <w:rPr>
+                <w:sz w:val="18"/>
+              </w:rPr>
+              <w:t>2</w:t>
+            </w:r>
+          </w:p>
+        </w:tc>
+        <w:tc>
+          <w:tcPr>
+            <w:tcW w:type="dxa" w:w="2209"/>
+          </w:tcPr>
+          <w:p>
+            <w:r>
+              <w:rPr>
+                <w:sz w:val="18"/>
+              </w:rPr>
+              <w:t>政府研究部门</w:t>
+            </w:r>
+          </w:p>
+        </w:tc>
+        <w:tc>
+          <w:tcPr>
+            <w:tcW w:type="dxa" w:w="2209"/>
+          </w:tcPr>
+          <w:p>
+            <w:r>
+              <w:rPr>
+                <w:sz w:val="18"/>
+              </w:rPr>
+              <w:t>关注战略路线与技术演进判断</w:t>
+            </w:r>
+          </w:p>
+        </w:tc>
+        <w:tc>
+          <w:tcPr>
+            <w:tcW w:type="dxa" w:w="2209"/>
+          </w:tcPr>
+          <w:p>
+            <w:r>
+              <w:rPr>
+                <w:sz w:val="18"/>
+              </w:rPr>
+              <w:t>中高频</w:t>
+            </w:r>
+          </w:p>
+        </w:tc>
+      </w:tr>
+      <w:tr>
+        <w:tc>
+          <w:tcPr>
+            <w:tcW w:type="dxa" w:w="2209"/>
+          </w:tcPr>
+          <w:p>
+            <w:r>
+              <w:rPr>
+                <w:sz w:val="18"/>
+              </w:rPr>
+              <w:t>3</w:t>
+            </w:r>
+          </w:p>
+        </w:tc>
+        <w:tc>
+          <w:tcPr>
+            <w:tcW w:type="dxa" w:w="2209"/>
+          </w:tcPr>
+          <w:p>
+            <w:r>
+              <w:rPr>
+                <w:sz w:val="18"/>
+              </w:rPr>
+              <w:t>企业创新部门</w:t>
+            </w:r>
+          </w:p>
+        </w:tc>
+        <w:tc>
+          <w:tcPr>
+            <w:tcW w:type="dxa" w:w="2209"/>
+          </w:tcPr>
+          <w:p>
+            <w:r>
+              <w:rPr>
+                <w:sz w:val="18"/>
+              </w:rPr>
+              <w:t>关注路线图与投资决策依据</w:t>
+            </w:r>
+          </w:p>
+        </w:tc>
+        <w:tc>
+          <w:tcPr>
+            <w:tcW w:type="dxa" w:w="2209"/>
+          </w:tcPr>
+          <w:p>
+            <w:r>
+              <w:rPr>
+                <w:sz w:val="18"/>
+              </w:rPr>
+              <w:t>中高频</w:t>
+            </w:r>
+          </w:p>
+        </w:tc>
+      </w:tr>
+    </w:tbl>
+    <w:p>
+      <w:r>
+        <w:rPr>
+          <w:b/>
+          <w:sz w:val="22"/>
+        </w:rPr>
+        <w:t>3.功能需求</w:t>
+      </w:r>
+    </w:p>
+    <w:p>
+      <w:r>
+        <w:rPr>
+          <w:b w:val="0"/>
+          <w:sz w:val="21"/>
+        </w:rPr>
+        <w:t>围绕技术体系分析、聚类分析、共性网络分析、技术趋势分析、技术动态预警和领域技术线路等功能，形成从趋势识别到路线输出的完整能力链。</w:t>
+      </w:r>
+    </w:p>
+    <w:tbl>
+      <w:tblPr>
+        <w:tblStyle w:val="35"/>
+        <w:tblW w:type="auto" w:w="0"/>
+        <w:tblLook w:firstColumn="1" w:firstRow="1" w:lastColumn="0" w:lastRow="0" w:noHBand="0" w:noVBand="1" w:val="04A0"/>
+      </w:tblPr>
+      <w:tblGrid>
+        <w:gridCol w:w="1768"/>
+        <w:gridCol w:w="1768"/>
+        <w:gridCol w:w="1768"/>
+        <w:gridCol w:w="1768"/>
+        <w:gridCol w:w="1768"/>
+      </w:tblGrid>
+      <w:tr>
+        <w:tc>
+          <w:tcPr>
+            <w:tcW w:type="dxa" w:w="1768"/>
+          </w:tcPr>
+          <w:p>
+            <w:r>
+              <w:rPr>
+                <w:b/>
+                <w:sz w:val="18"/>
+              </w:rPr>
+              <w:t>序号</w:t>
+            </w:r>
+          </w:p>
+        </w:tc>
+        <w:tc>
+          <w:tcPr>
+            <w:tcW w:type="dxa" w:w="1768"/>
+          </w:tcPr>
+          <w:p>
+            <w:r>
+              <w:rPr>
+                <w:b/>
+                <w:sz w:val="18"/>
+              </w:rPr>
+              <w:t>一级功能</w:t>
+            </w:r>
+          </w:p>
+        </w:tc>
+        <w:tc>
+          <w:tcPr>
+            <w:tcW w:type="dxa" w:w="1768"/>
+          </w:tcPr>
+          <w:p>
+            <w:r>
+              <w:rPr>
+                <w:b/>
+                <w:sz w:val="18"/>
+              </w:rPr>
+              <w:t>二级功能</w:t>
+            </w:r>
+          </w:p>
+        </w:tc>
+        <w:tc>
+          <w:tcPr>
+            <w:tcW w:type="dxa" w:w="1768"/>
+          </w:tcPr>
+          <w:p>
+            <w:r>
+              <w:rPr>
+                <w:b/>
+                <w:sz w:val="18"/>
+              </w:rPr>
+              <w:t>三级功能</w:t>
+            </w:r>
+          </w:p>
+        </w:tc>
+        <w:tc>
+          <w:tcPr>
+            <w:tcW w:type="dxa" w:w="1768"/>
+          </w:tcPr>
+          <w:p>
+            <w:r>
+              <w:rPr>
+                <w:b/>
+                <w:sz w:val="18"/>
+              </w:rPr>
+              <w:t>功能描述</w:t>
+            </w:r>
+          </w:p>
+        </w:tc>
+      </w:tr>
+      <w:tr>
+        <w:tc>
+          <w:tcPr>
+            <w:tcW w:type="dxa" w:w="1768"/>
+          </w:tcPr>
+          <w:p>
+            <w:r>
+              <w:rPr>
+                <w:sz w:val="18"/>
+              </w:rPr>
+              <w:t>1</w:t>
+            </w:r>
+          </w:p>
+        </w:tc>
+        <w:tc>
+          <w:tcPr>
+            <w:tcW w:type="dxa" w:w="1768"/>
+          </w:tcPr>
+          <w:p>
+            <w:r>
+              <w:rPr>
+                <w:sz w:val="18"/>
+              </w:rPr>
+              <w:t>战略咨询智能支持</w:t>
+            </w:r>
+          </w:p>
+        </w:tc>
+        <w:tc>
+          <w:tcPr>
+            <w:tcW w:type="dxa" w:w="1768"/>
+          </w:tcPr>
+          <w:p>
+            <w:r>
+              <w:rPr>
+                <w:sz w:val="18"/>
+              </w:rPr>
+              <w:t>技术体系分析</w:t>
+            </w:r>
+          </w:p>
+        </w:tc>
+        <w:tc>
+          <w:tcPr>
+            <w:tcW w:type="dxa" w:w="1768"/>
+          </w:tcPr>
+          <w:p>
+            <w:r>
+              <w:rPr>
+                <w:sz w:val="18"/>
+              </w:rPr>
+              <w:t>技术体系支持</w:t>
+            </w:r>
+          </w:p>
+        </w:tc>
+        <w:tc>
+          <w:tcPr>
+            <w:tcW w:type="dxa" w:w="1768"/>
+          </w:tcPr>
+          <w:p>
+            <w:r>
+              <w:rPr>
+                <w:sz w:val="18"/>
+              </w:rPr>
+              <w:t>问卷迭代、路线图编制、版本管理与导出</w:t>
+            </w:r>
+          </w:p>
+        </w:tc>
+      </w:tr>
+      <w:tr>
+        <w:tc>
+          <w:tcPr>
+            <w:tcW w:type="dxa" w:w="1768"/>
+          </w:tcPr>
+          <w:p>
+            <w:r>
+              <w:rPr>
+                <w:sz w:val="18"/>
+              </w:rPr>
+              <w:t>1</w:t>
+            </w:r>
+          </w:p>
+        </w:tc>
+        <w:tc>
+          <w:tcPr>
+            <w:tcW w:type="dxa" w:w="1768"/>
+          </w:tcPr>
+          <w:p>
+            <w:r>
+              <w:rPr>
+                <w:sz w:val="18"/>
+              </w:rPr>
+              <w:t>战略咨询智能支持</w:t>
+            </w:r>
+          </w:p>
+        </w:tc>
+        <w:tc>
+          <w:tcPr>
+            <w:tcW w:type="dxa" w:w="1768"/>
+          </w:tcPr>
+          <w:p>
+            <w:r>
+              <w:rPr>
+                <w:sz w:val="18"/>
+              </w:rPr>
+              <w:t>技术趋势分析</w:t>
+            </w:r>
+          </w:p>
+        </w:tc>
+        <w:tc>
+          <w:tcPr>
+            <w:tcW w:type="dxa" w:w="1768"/>
+          </w:tcPr>
+          <w:p>
+            <w:r>
+              <w:rPr>
+                <w:sz w:val="18"/>
+              </w:rPr>
+              <w:t>聚类分析/共性网络分析/技术趋势分析/预警</w:t>
+            </w:r>
+          </w:p>
+        </w:tc>
+        <w:tc>
+          <w:tcPr>
+            <w:tcW w:type="dxa" w:w="1768"/>
+          </w:tcPr>
+          <w:p>
+            <w:r>
+              <w:rPr>
+                <w:sz w:val="18"/>
+              </w:rPr>
+              <w:t>支持聚类分析、共性网络分析、趋势标签聚合、预警规则配置</w:t>
+            </w:r>
+          </w:p>
+        </w:tc>
+      </w:tr>
+      <w:tr>
+        <w:tc>
+          <w:tcPr>
+            <w:tcW w:type="dxa" w:w="1768"/>
+          </w:tcPr>
+          <w:p>
+            <w:r>
+              <w:rPr>
+                <w:sz w:val="18"/>
+              </w:rPr>
+              <w:t>1</w:t>
+            </w:r>
+          </w:p>
+        </w:tc>
+        <w:tc>
+          <w:tcPr>
+            <w:tcW w:type="dxa" w:w="1768"/>
+          </w:tcPr>
+          <w:p>
+            <w:r>
+              <w:rPr>
+                <w:sz w:val="18"/>
+              </w:rPr>
+              <w:t>战略咨询智能支持</w:t>
+            </w:r>
+          </w:p>
+        </w:tc>
+        <w:tc>
+          <w:tcPr>
+            <w:tcW w:type="dxa" w:w="1768"/>
+          </w:tcPr>
+          <w:p>
+            <w:r>
+              <w:rPr>
+                <w:sz w:val="18"/>
+              </w:rPr>
+              <w:t>领域技术线路</w:t>
+            </w:r>
+          </w:p>
+        </w:tc>
+        <w:tc>
+          <w:tcPr>
+            <w:tcW w:type="dxa" w:w="1768"/>
+          </w:tcPr>
+          <w:p>
+            <w:r>
+              <w:rPr>
+                <w:sz w:val="18"/>
+              </w:rPr>
+              <w:t>德尔菲问卷/技术发展线路</w:t>
+            </w:r>
+          </w:p>
+        </w:tc>
+        <w:tc>
+          <w:tcPr>
+            <w:tcW w:type="dxa" w:w="1768"/>
+          </w:tcPr>
+          <w:p>
+            <w:r>
+              <w:rPr>
+                <w:sz w:val="18"/>
+              </w:rPr>
+              <w:t>支持德尔菲问卷设计、发放、收集与统计</w:t>
+            </w:r>
+          </w:p>
+        </w:tc>
+      </w:tr>
+    </w:tbl>
+    <w:p>
+      <w:r>
+        <w:rPr>
+          <w:b/>
+          <w:sz w:val="22"/>
+        </w:rPr>
+        <w:t>4.输入输出需求</w:t>
+      </w:r>
+    </w:p>
+    <w:tbl>
+      <w:tblPr>
+        <w:tblStyle w:val="35"/>
+        <w:tblW w:type="auto" w:w="0"/>
+        <w:tblLook w:firstColumn="1" w:firstRow="1" w:lastColumn="0" w:lastRow="0" w:noHBand="0" w:noVBand="1" w:val="04A0"/>
+      </w:tblPr>
+      <w:tblGrid>
+        <w:gridCol w:w="1263"/>
+        <w:gridCol w:w="1263"/>
+        <w:gridCol w:w="1263"/>
+        <w:gridCol w:w="1263"/>
+        <w:gridCol w:w="1263"/>
+        <w:gridCol w:w="1263"/>
+        <w:gridCol w:w="1263"/>
+      </w:tblGrid>
+      <w:tr>
+        <w:tc>
+          <w:tcPr>
+            <w:tcW w:type="dxa" w:w="1263"/>
+          </w:tcPr>
+          <w:p>
+            <w:r>
+              <w:rPr>
+                <w:b/>
+                <w:sz w:val="18"/>
+              </w:rPr>
+              <w:t>序号</w:t>
+            </w:r>
+          </w:p>
+        </w:tc>
+        <w:tc>
+          <w:tcPr>
+            <w:tcW w:type="dxa" w:w="1263"/>
+          </w:tcPr>
+          <w:p>
+            <w:r>
+              <w:rPr>
+                <w:b/>
+                <w:sz w:val="18"/>
+              </w:rPr>
+              <w:t>一级功能</w:t>
+            </w:r>
+          </w:p>
+        </w:tc>
+        <w:tc>
+          <w:tcPr>
+            <w:tcW w:type="dxa" w:w="1263"/>
+          </w:tcPr>
+          <w:p>
+            <w:r>
+              <w:rPr>
+                <w:b/>
+                <w:sz w:val="18"/>
+              </w:rPr>
+              <w:t>二级功能</w:t>
+            </w:r>
+          </w:p>
+        </w:tc>
+        <w:tc>
+          <w:tcPr>
+            <w:tcW w:type="dxa" w:w="1263"/>
+          </w:tcPr>
+          <w:p>
+            <w:r>
+              <w:rPr>
+                <w:b/>
+                <w:sz w:val="18"/>
+              </w:rPr>
+              <w:t>三级功能</w:t>
+            </w:r>
+          </w:p>
+        </w:tc>
+        <w:tc>
+          <w:tcPr>
+            <w:tcW w:type="dxa" w:w="1263"/>
+          </w:tcPr>
+          <w:p>
+            <w:r>
+              <w:rPr>
+                <w:b/>
+                <w:sz w:val="18"/>
+              </w:rPr>
+              <w:t>输入输出需求</w:t>
+            </w:r>
+          </w:p>
+        </w:tc>
+        <w:tc>
+          <w:tcPr>
+            <w:tcW w:type="dxa" w:w="1263"/>
+          </w:tcPr>
+          <w:p>
+            <w:r>
+              <w:rPr>
+                <w:b/>
+                <w:sz w:val="18"/>
+              </w:rPr>
+              <w:t>操作上限</w:t>
+            </w:r>
+          </w:p>
+        </w:tc>
+        <w:tc>
+          <w:tcPr>
+            <w:tcW w:type="dxa" w:w="1263"/>
+          </w:tcPr>
+          <w:p>
+            <w:r>
+              <w:rPr>
+                <w:b/>
+                <w:sz w:val="18"/>
+              </w:rPr>
+              <w:t>用户数</w:t>
+            </w:r>
+          </w:p>
+        </w:tc>
+      </w:tr>
+      <w:tr>
+        <w:tc>
+          <w:tcPr>
+            <w:tcW w:type="dxa" w:w="1263"/>
+          </w:tcPr>
+          <w:p>
+            <w:r>
+              <w:rPr>
+                <w:sz w:val="18"/>
+              </w:rPr>
+              <w:t>1</w:t>
+            </w:r>
+          </w:p>
+        </w:tc>
+        <w:tc>
+          <w:tcPr>
+            <w:tcW w:type="dxa" w:w="1263"/>
+          </w:tcPr>
+          <w:p>
+            <w:r>
+              <w:rPr>
+                <w:sz w:val="18"/>
+              </w:rPr>
+              <w:t>战略咨询智能支持</w:t>
+            </w:r>
+          </w:p>
+        </w:tc>
+        <w:tc>
+          <w:tcPr>
+            <w:tcW w:type="dxa" w:w="1263"/>
+          </w:tcPr>
+          <w:p>
+            <w:r>
+              <w:rPr>
+                <w:sz w:val="18"/>
+              </w:rPr>
+              <w:t>技术体系分析</w:t>
+            </w:r>
+          </w:p>
+        </w:tc>
+        <w:tc>
+          <w:tcPr>
+            <w:tcW w:type="dxa" w:w="1263"/>
+          </w:tcPr>
+          <w:p>
+            <w:r>
+              <w:rPr>
+                <w:sz w:val="18"/>
+              </w:rPr>
+              <w:t>技术体系</w:t>
+            </w:r>
+          </w:p>
+        </w:tc>
+        <w:tc>
+          <w:tcPr>
+            <w:tcW w:type="dxa" w:w="1263"/>
+          </w:tcPr>
+          <w:p>
+            <w:r>
+              <w:rPr>
+                <w:sz w:val="18"/>
+              </w:rPr>
+              <w:t>输入体系节点与专家意见，输出技术体系文档</w:t>
+            </w:r>
+          </w:p>
+        </w:tc>
+        <w:tc>
+          <w:tcPr>
+            <w:tcW w:type="dxa" w:w="1263"/>
+          </w:tcPr>
+          <w:p>
+            <w:r>
+              <w:rPr>
+                <w:sz w:val="18"/>
+              </w:rPr>
+              <w:t>50</w:t>
+            </w:r>
+          </w:p>
+        </w:tc>
+        <w:tc>
+          <w:tcPr>
+            <w:tcW w:type="dxa" w:w="1263"/>
+          </w:tcPr>
+          <w:p>
+            <w:r>
+              <w:rPr>
+                <w:sz w:val="18"/>
+              </w:rPr>
+              <w:t>30</w:t>
+            </w:r>
+          </w:p>
+        </w:tc>
+      </w:tr>
+      <w:tr>
+        <w:tc>
+          <w:tcPr>
+            <w:tcW w:type="dxa" w:w="1263"/>
+          </w:tcPr>
+          <w:p>
+            <w:r>
+              <w:rPr>
+                <w:sz w:val="18"/>
+              </w:rPr>
+              <w:t>1</w:t>
+            </w:r>
+          </w:p>
+        </w:tc>
+        <w:tc>
+          <w:tcPr>
+            <w:tcW w:type="dxa" w:w="1263"/>
+          </w:tcPr>
+          <w:p>
+            <w:r>
+              <w:rPr>
+                <w:sz w:val="18"/>
+              </w:rPr>
+              <w:t>战略咨询智能支持</w:t>
+            </w:r>
+          </w:p>
+        </w:tc>
+        <w:tc>
+          <w:tcPr>
+            <w:tcW w:type="dxa" w:w="1263"/>
+          </w:tcPr>
+          <w:p>
+            <w:r>
+              <w:rPr>
+                <w:sz w:val="18"/>
+              </w:rPr>
+              <w:t>技术趋势分析</w:t>
+            </w:r>
+          </w:p>
+        </w:tc>
+        <w:tc>
+          <w:tcPr>
+            <w:tcW w:type="dxa" w:w="1263"/>
+          </w:tcPr>
+          <w:p>
+            <w:r>
+              <w:rPr>
+                <w:sz w:val="18"/>
+              </w:rPr>
+              <w:t>趋势分析与预警</w:t>
+            </w:r>
+          </w:p>
+        </w:tc>
+        <w:tc>
+          <w:tcPr>
+            <w:tcW w:type="dxa" w:w="1263"/>
+          </w:tcPr>
+          <w:p>
+            <w:r>
+              <w:rPr>
+                <w:sz w:val="18"/>
+              </w:rPr>
+              <w:t>输入多源数据与规则，输出趋势判断与预警结果</w:t>
+            </w:r>
+          </w:p>
+        </w:tc>
+        <w:tc>
+          <w:tcPr>
+            <w:tcW w:type="dxa" w:w="1263"/>
+          </w:tcPr>
+          <w:p>
+            <w:r>
+              <w:rPr>
+                <w:sz w:val="18"/>
+              </w:rPr>
+              <w:t>80</w:t>
+            </w:r>
+          </w:p>
+        </w:tc>
+        <w:tc>
+          <w:tcPr>
+            <w:tcW w:type="dxa" w:w="1263"/>
+          </w:tcPr>
+          <w:p>
+            <w:r>
+              <w:rPr>
+                <w:sz w:val="18"/>
+              </w:rPr>
+              <w:t>80</w:t>
+            </w:r>
+          </w:p>
+        </w:tc>
+      </w:tr>
+      <w:tr>
+        <w:tc>
+          <w:tcPr>
+            <w:tcW w:type="dxa" w:w="1263"/>
+          </w:tcPr>
+          <w:p>
+            <w:r>
+              <w:rPr>
+                <w:sz w:val="18"/>
+              </w:rPr>
+              <w:t>1</w:t>
+            </w:r>
+          </w:p>
+        </w:tc>
+        <w:tc>
+          <w:tcPr>
+            <w:tcW w:type="dxa" w:w="1263"/>
+          </w:tcPr>
+          <w:p>
+            <w:r>
+              <w:rPr>
+                <w:sz w:val="18"/>
+              </w:rPr>
+              <w:t>战略咨询智能支持</w:t>
+            </w:r>
+          </w:p>
+        </w:tc>
+        <w:tc>
+          <w:tcPr>
+            <w:tcW w:type="dxa" w:w="1263"/>
+          </w:tcPr>
+          <w:p>
+            <w:r>
+              <w:rPr>
+                <w:sz w:val="18"/>
+              </w:rPr>
+              <w:t>领域技术线路</w:t>
+            </w:r>
+          </w:p>
+        </w:tc>
+        <w:tc>
+          <w:tcPr>
+            <w:tcW w:type="dxa" w:w="1263"/>
+          </w:tcPr>
+          <w:p>
+            <w:r>
+              <w:rPr>
+                <w:sz w:val="18"/>
+              </w:rPr>
+              <w:t>技术发展线路</w:t>
+            </w:r>
+          </w:p>
+        </w:tc>
+        <w:tc>
+          <w:tcPr>
+            <w:tcW w:type="dxa" w:w="1263"/>
+          </w:tcPr>
+          <w:p>
+            <w:r>
+              <w:rPr>
+                <w:sz w:val="18"/>
+              </w:rPr>
+              <w:t>输入技术清单与专家反馈，输出技术路线图</w:t>
+            </w:r>
+          </w:p>
+        </w:tc>
+        <w:tc>
+          <w:tcPr>
+            <w:tcW w:type="dxa" w:w="1263"/>
+          </w:tcPr>
+          <w:p>
+            <w:r>
+              <w:rPr>
+                <w:sz w:val="18"/>
+              </w:rPr>
+              <w:t>30</w:t>
+            </w:r>
+          </w:p>
+        </w:tc>
+        <w:tc>
+          <w:tcPr>
+            <w:tcW w:type="dxa" w:w="1263"/>
+          </w:tcPr>
+          <w:p>
+            <w:r>
+              <w:rPr>
+                <w:sz w:val="18"/>
+              </w:rPr>
+              <w:t>30</w:t>
+            </w:r>
+          </w:p>
+        </w:tc>
+      </w:tr>
+    </w:tbl>
+    <w:p>
+      <w:r>
+        <w:rPr>
+          <w:b/>
+          <w:sz w:val="22"/>
+        </w:rPr>
+        <w:t>5.数据管理能力需求</w:t>
+      </w:r>
+    </w:p>
+    <w:p>
+      <w:r>
+        <w:rPr>
+          <w:b w:val="0"/>
+          <w:sz w:val="21"/>
+        </w:rPr>
+        <w:t>对于有数据管理需要的系统，需要定义数据管理从数据的采集（归集）、数据传输、数据存储、数据交换、数据处理（治理）、数据销毁6个阶段的能力需求。</w:t>
+      </w:r>
+    </w:p>
     <w:sectPr>
       <w:headerReference r:id="rId13" w:type="first"/>
       <w:footerReference r:id="rId16" w:type="first"/>

--- a/minise-docs/新型高端智库系统/04-产出物/01需求规格说明书V1.0-实施版.docx
+++ b/minise-docs/新型高端智库系统/04-产出物/01需求规格说明书V1.0-实施版.docx
@@ -16054,6 +16054,77 @@
           <w:sz w:val="21"/>
         </w:rPr>
         <w:t>对于有数据管理需要的系统，需要定义数据管理从数据的采集（归集）、数据传输、数据存储、数据交换、数据处理（治理）、数据销毁6个阶段的能力需求。</w:t>
+      </w:r>
+    </w:p>
+    <w:p>
+      <w:r>
+        <w:rPr>
+          <w:b w:val="0"/>
+          <w:sz w:val="21"/>
+        </w:rPr>
+      </w:r>
+    </w:p>
+    <w:p>
+      <w:r>
+        <w:rPr>
+          <w:b/>
+          <w:sz w:val="24"/>
+        </w:rPr>
+        <w:t>1.2.1.3 智能阅读</w:t>
+      </w:r>
+    </w:p>
+    <w:p>
+      <w:r>
+        <w:rPr>
+          <w:b w:val="0"/>
+          <w:sz w:val="21"/>
+        </w:rPr>
+        <w:t>支持论文智能解析、引用文献一键收藏、跳转阅读、整段内容翻译、论文图表截图等功能。</w:t>
+      </w:r>
+    </w:p>
+    <w:p>
+      <w:r>
+        <w:rPr>
+          <w:b w:val="0"/>
+          <w:sz w:val="21"/>
+        </w:rPr>
+        <w:t>需提供的功能包括：</w:t>
+      </w:r>
+    </w:p>
+    <w:p>
+      <w:r>
+        <w:rPr>
+          <w:b w:val="0"/>
+          <w:sz w:val="21"/>
+        </w:rPr>
+        <w:t>（1）PDF增强阅读：支持PDF文档的在线预览、排版优化、笔记标注等功能</w:t>
+      </w:r>
+    </w:p>
+    <w:p>
+      <w:r>
+        <w:rPr>
+          <w:b w:val="0"/>
+          <w:sz w:val="21"/>
+        </w:rPr>
+        <w:t>（2）菜单栏服务：提供阅读辅助工具栏，包含高亮、批注、收藏、翻译等快捷操作</w:t>
+      </w:r>
+    </w:p>
+    <w:p>
+      <w:r>
+        <w:rPr>
+          <w:b w:val="0"/>
+          <w:sz w:val="21"/>
+        </w:rPr>
+        <w:t>（3）论文解析服务：自动解析论文结构（摘要、引言、方法、结论等），提取关键信息</w:t>
+      </w:r>
+    </w:p>
+    <w:p>
+      <w:r>
+        <w:rPr>
+          <w:b w:val="0"/>
+          <w:sz w:val="21"/>
+        </w:rPr>
+        <w:t>（4）增强阅读服务：支持智能推荐相关论文、引用关系图谱、阅读进度同步等功能</w:t>
       </w:r>
     </w:p>
     <w:sectPr>

--- a/minise-docs/新型高端智库系统/04-产出物/01需求规格说明书V1.0-实施版.docx
+++ b/minise-docs/新型高端智库系统/04-产出物/01需求规格说明书V1.0-实施版.docx
@@ -16125,6 +16125,316 @@
           <w:sz w:val="21"/>
         </w:rPr>
         <w:t>（4）增强阅读服务：支持智能推荐相关论文、引用关系图谱、阅读进度同步等功能</w:t>
+      </w:r>
+    </w:p>
+    <w:p>
+      <w:r>
+        <w:rPr>
+          <w:b w:val="0"/>
+          <w:sz w:val="21"/>
+        </w:rPr>
+      </w:r>
+    </w:p>
+    <w:p>
+      <w:r>
+        <w:rPr>
+          <w:b/>
+          <w:sz w:val="24"/>
+        </w:rPr>
+        <w:t>1.2.1.3 新型高端智库系统（AI咨询）</w:t>
+      </w:r>
+    </w:p>
+    <w:p>
+      <w:r>
+        <w:rPr>
+          <w:b/>
+          <w:sz w:val="22"/>
+        </w:rPr>
+        <w:t>系统概述</w:t>
+      </w:r>
+    </w:p>
+    <w:p>
+      <w:r>
+        <w:rPr>
+          <w:b w:val="0"/>
+          <w:sz w:val="21"/>
+        </w:rPr>
+        <w:t>新型高端智库系统作为连接知识生产与政策制定、产业实践的重要桥梁，其核心使命是将分散的科研、产业、政策和人才信息整合为结构化洞察与战略建议。</w:t>
+      </w:r>
+    </w:p>
+    <w:p>
+      <w:r>
+        <w:rPr>
+          <w:b w:val="0"/>
+          <w:sz w:val="21"/>
+        </w:rPr>
+        <w:t>系统面向政府部门、科研机构、企业及咨询机构，应用场景涵盖科技战略研判、产业布局规划、科研资源配置、科研热点跟踪及人才能力评估。</w:t>
+      </w:r>
+    </w:p>
+    <w:p>
+      <w:r>
+        <w:rPr>
+          <w:b w:val="0"/>
+          <w:sz w:val="21"/>
+        </w:rPr>
+      </w:r>
+    </w:p>
+    <w:p>
+      <w:r>
+        <w:rPr>
+          <w:b/>
+          <w:sz w:val="22"/>
+        </w:rPr>
+        <w:t>业务流程</w:t>
+      </w:r>
+    </w:p>
+    <w:p>
+      <w:r>
+        <w:rPr>
+          <w:b w:val="0"/>
+          <w:sz w:val="21"/>
+        </w:rPr>
+        <w:t>战略发展前沿洞见业务流程涵盖「信息获取—情报加工—智能生成—成果发布」的全链条环节：</w:t>
+      </w:r>
+    </w:p>
+    <w:p>
+      <w:r>
+        <w:rPr>
+          <w:b w:val="0"/>
+          <w:sz w:val="21"/>
+        </w:rPr>
+        <w:t>（1）信息获取模块：广泛、多源地收集原始信息和数据，为后续情报加工提供基础资源</w:t>
+      </w:r>
+    </w:p>
+    <w:p>
+      <w:r>
+        <w:rPr>
+          <w:b w:val="0"/>
+          <w:sz w:val="21"/>
+        </w:rPr>
+        <w:t>（2）情报加工模块：将采集到的杂乱无章的原始信息转化为结构化、高价值的知识资源</w:t>
+      </w:r>
+    </w:p>
+    <w:p>
+      <w:r>
+        <w:rPr>
+          <w:b w:val="0"/>
+          <w:sz w:val="21"/>
+        </w:rPr>
+        <w:t>（3）智能生成模块：利用加工后的知识资源，实现研究报告和内容的自动化、智能化生成</w:t>
+      </w:r>
+    </w:p>
+    <w:p>
+      <w:r>
+        <w:rPr>
+          <w:b w:val="0"/>
+          <w:sz w:val="21"/>
+        </w:rPr>
+        <w:t>（4）成果发布模块：对生成的研究成果进行审核、发布和交付，实现其最终价值</w:t>
+      </w:r>
+    </w:p>
+    <w:p>
+      <w:r>
+        <w:rPr>
+          <w:b w:val="0"/>
+          <w:sz w:val="21"/>
+        </w:rPr>
+      </w:r>
+    </w:p>
+    <w:p>
+      <w:r>
+        <w:rPr>
+          <w:b/>
+          <w:sz w:val="22"/>
+        </w:rPr>
+        <w:t>功能架构</w:t>
+      </w:r>
+    </w:p>
+    <w:p>
+      <w:r>
+        <w:rPr>
+          <w:b w:val="0"/>
+          <w:sz w:val="21"/>
+        </w:rPr>
+        <w:t>新型高端智库系统的建设内容由战略咨询智能支持、科技人才智慧服务和基础研究智能决策三个部分组成：</w:t>
+      </w:r>
+    </w:p>
+    <w:p>
+      <w:r>
+        <w:rPr>
+          <w:b w:val="0"/>
+          <w:sz w:val="21"/>
+        </w:rPr>
+        <w:t>（1）战略咨询智能支持：</w:t>
+      </w:r>
+    </w:p>
+    <w:p>
+      <w:r>
+        <w:rPr>
+          <w:b w:val="0"/>
+          <w:sz w:val="21"/>
+        </w:rPr>
+        <w:t xml:space="preserve">  研究需求分析：科技实体清单、颠覆性与前沿技术分析、媒体聚焦</w:t>
+      </w:r>
+    </w:p>
+    <w:p>
+      <w:r>
+        <w:rPr>
+          <w:b w:val="0"/>
+          <w:sz w:val="21"/>
+        </w:rPr>
+        <w:t xml:space="preserve">  技术体系分析：技术体系、论文分析、专利分析、科研项目分析、社会网络分析</w:t>
+      </w:r>
+    </w:p>
+    <w:p>
+      <w:r>
+        <w:rPr>
+          <w:b w:val="0"/>
+          <w:sz w:val="21"/>
+        </w:rPr>
+        <w:t xml:space="preserve">  技术趋势分析：聚类分析、共性网络分析、技术趋势分析、技术动态预警</w:t>
+      </w:r>
+    </w:p>
+    <w:p>
+      <w:r>
+        <w:rPr>
+          <w:b w:val="0"/>
+          <w:sz w:val="21"/>
+        </w:rPr>
+        <w:t xml:space="preserve">  领域技术线路：德尔菲问卷、技术发展线路图</w:t>
+      </w:r>
+    </w:p>
+    <w:p>
+      <w:r>
+        <w:rPr>
+          <w:b w:val="0"/>
+          <w:sz w:val="21"/>
+        </w:rPr>
+        <w:t xml:space="preserve">  战略咨询报告：研究报告管理、洞察报告发布、热点分析、战略咨询报告生成</w:t>
+      </w:r>
+    </w:p>
+    <w:p>
+      <w:r>
+        <w:rPr>
+          <w:b w:val="0"/>
+          <w:sz w:val="21"/>
+        </w:rPr>
+        <w:t xml:space="preserve">  战略咨询成果：战略咨询案例展示</w:t>
+      </w:r>
+    </w:p>
+    <w:p>
+      <w:r>
+        <w:rPr>
+          <w:b w:val="0"/>
+          <w:sz w:val="21"/>
+        </w:rPr>
+        <w:t xml:space="preserve">  智能问数：多源数据接入、自然语言查询、数据看板显示、一键报告生成</w:t>
+      </w:r>
+    </w:p>
+    <w:p>
+      <w:r>
+        <w:rPr>
+          <w:b w:val="0"/>
+          <w:sz w:val="21"/>
+        </w:rPr>
+      </w:r>
+    </w:p>
+    <w:p>
+      <w:r>
+        <w:rPr>
+          <w:b w:val="0"/>
+          <w:sz w:val="21"/>
+        </w:rPr>
+        <w:t>（2）科技人才智慧服务：</w:t>
+      </w:r>
+    </w:p>
+    <w:p>
+      <w:r>
+        <w:rPr>
+          <w:b w:val="0"/>
+          <w:sz w:val="21"/>
+        </w:rPr>
+        <w:t xml:space="preserve">  科技人才画像：基础信息、关联信息、行为信息、心理信息</w:t>
+      </w:r>
+    </w:p>
+    <w:p>
+      <w:r>
+        <w:rPr>
+          <w:b w:val="0"/>
+          <w:sz w:val="21"/>
+        </w:rPr>
+        <w:t xml:space="preserve">  科技人才库：领域人才分类、人才TOP100、列表筛选</w:t>
+      </w:r>
+    </w:p>
+    <w:p>
+      <w:r>
+        <w:rPr>
+          <w:b w:val="0"/>
+          <w:sz w:val="21"/>
+        </w:rPr>
+        <w:t xml:space="preserve">  科技人才地图：人才分布流动分析、人才指数分析、人才检索功能、人才驾驶舱、人才库订阅服务</w:t>
+      </w:r>
+    </w:p>
+    <w:p>
+      <w:r>
+        <w:rPr>
+          <w:b w:val="0"/>
+          <w:sz w:val="21"/>
+        </w:rPr>
+        <w:t xml:space="preserve">  科技人才动态：人才动态资讯、信息推送服务</w:t>
+      </w:r>
+    </w:p>
+    <w:p>
+      <w:r>
+        <w:rPr>
+          <w:b w:val="0"/>
+          <w:sz w:val="21"/>
+        </w:rPr>
+      </w:r>
+    </w:p>
+    <w:p>
+      <w:r>
+        <w:rPr>
+          <w:b w:val="0"/>
+          <w:sz w:val="21"/>
+        </w:rPr>
+        <w:t>（3）基础研究智能决策：</w:t>
+      </w:r>
+    </w:p>
+    <w:p>
+      <w:r>
+        <w:rPr>
+          <w:b w:val="0"/>
+          <w:sz w:val="21"/>
+        </w:rPr>
+        <w:t xml:space="preserve">  基础研究问题清单：问题识别与清单研发、问题发展趋势分析、国内外竞争格局报告</w:t>
+      </w:r>
+    </w:p>
+    <w:p>
+      <w:r>
+        <w:rPr>
+          <w:b w:val="0"/>
+          <w:sz w:val="21"/>
+        </w:rPr>
+        <w:t xml:space="preserve">  基础研究部署清单：深圳市基础研究部署清单</w:t>
+      </w:r>
+    </w:p>
+    <w:p>
+      <w:r>
+        <w:rPr>
+          <w:b w:val="0"/>
+          <w:sz w:val="21"/>
+        </w:rPr>
+        <w:t xml:space="preserve">  基础研究组织实施分析</w:t>
+      </w:r>
+    </w:p>
+    <w:p>
+      <w:r>
+        <w:rPr>
+          <w:b w:val="0"/>
+          <w:sz w:val="21"/>
+        </w:rPr>
+        <w:t xml:space="preserve">  基础研究成果评估</w:t>
       </w:r>
     </w:p>
     <w:sectPr>
